--- a/src/bioneuronai/analysis/README.docx
+++ b/src/bioneuronai/analysis/README.docx
@@ -1,78 +1,65 @@
 
 <file path=word/document.xml><?xml version="1.0" encoding="utf-8"?>
-<w:document xmlns:a="http://schemas.openxmlformats.org/drawingml/2006/main" xmlns:cdr="http://schemas.openxmlformats.org/drawingml/2006/chartDrawing" xmlns:o="urn:schemas-microsoft-com:office:office" xmlns:pic="http://schemas.openxmlformats.org/drawingml/2006/picture" xmlns:r="http://schemas.openxmlformats.org/officeDocument/2006/relationships" xmlns:v="urn:schemas-microsoft-com:vml" xmlns:ve="http://schemas.openxmlformats.org/markup-compatibility/2006" xmlns:vt="http://schemas.openxmlformats.org/officeDocument/2006/docPropsVTypes" xmlns:w="http://schemas.openxmlformats.org/wordprocessingml/2006/main" xmlns:w10="urn:schemas-microsoft-com:office:word" xmlns:wp="http://schemas.openxmlformats.org/drawingml/2006/wordprocessingDrawing" xmlns:wne="http://schemas.microsoft.com/office/word/2006/wordml">
+<w:document xmlns:wpc="http://schemas.microsoft.com/office/word/2010/wordprocessingCanvas" xmlns:cx="http://schemas.microsoft.com/office/drawing/2014/chartex" xmlns:cx1="http://schemas.microsoft.com/office/drawing/2015/9/8/chartex" xmlns:cx2="http://schemas.microsoft.com/office/drawing/2015/10/21/chartex" xmlns:cx3="http://schemas.microsoft.com/office/drawing/2016/5/9/chartex" xmlns:cx4="http://schemas.microsoft.com/office/drawing/2016/5/10/chartex" xmlns:cx5="http://schemas.microsoft.com/office/drawing/2016/5/11/chartex" xmlns:cx6="http://schemas.microsoft.com/office/drawing/2016/5/12/chartex" xmlns:cx7="http://schemas.microsoft.com/office/drawing/2016/5/13/chartex" xmlns:cx8="http://schemas.microsoft.com/office/drawing/2016/5/14/chartex" xmlns:mc="http://schemas.openxmlformats.org/markup-compatibility/2006" xmlns:aink="http://schemas.microsoft.com/office/drawing/2016/ink" xmlns:am3d="http://schemas.microsoft.com/office/drawing/2017/model3d" xmlns:o="urn:schemas-microsoft-com:office:office" xmlns:oel="http://schemas.microsoft.com/office/2019/extlst" xmlns:r="http://schemas.openxmlformats.org/officeDocument/2006/relationships" xmlns:m="http://schemas.openxmlformats.org/officeDocument/2006/math" xmlns:v="urn:schemas-microsoft-com:vml" xmlns:wp14="http://schemas.microsoft.com/office/word/2010/wordprocessingDrawing" xmlns:wp="http://schemas.openxmlformats.org/drawingml/2006/wordprocessingDrawing" xmlns:w10="urn:schemas-microsoft-com:office:word" xmlns:w="http://schemas.openxmlformats.org/wordprocessingml/2006/main" xmlns:w14="http://schemas.microsoft.com/office/word/2010/wordml" xmlns:w15="http://schemas.microsoft.com/office/word/2012/wordml" xmlns:w16cex="http://schemas.microsoft.com/office/word/2018/wordml/cex" xmlns:w16cid="http://schemas.microsoft.com/office/word/2016/wordml/cid" xmlns:w16="http://schemas.microsoft.com/office/word/2018/wordml" xmlns:w16du="http://schemas.microsoft.com/office/word/2023/wordml/word16du" xmlns:w16sdtdh="http://schemas.microsoft.com/office/word/2020/wordml/sdtdatahash" xmlns:w16sdtfl="http://schemas.microsoft.com/office/word/2024/wordml/sdtformatlock" xmlns:w16se="http://schemas.microsoft.com/office/word/2015/wordml/symex" xmlns:wpg="http://schemas.microsoft.com/office/word/2010/wordprocessingGroup" xmlns:wpi="http://schemas.microsoft.com/office/word/2010/wordprocessingInk" xmlns:wne="http://schemas.microsoft.com/office/word/2006/wordml" xmlns:wps="http://schemas.microsoft.com/office/word/2010/wordprocessingShape" mc:Ignorable="w14 w15 w16se w16cid w16 w16cex w16sdtdh w16sdtfl w16du wp14">
   <w:body>
-    <w:sectPr>
-      <w:pgSz w:w="12240" w:h="15840" w:orient="portrait"/>
-      <w:pgMar w:top="1440" w:right="1800" w:bottom="1440" w:left="1800" w:header="720" w:footer="720" w:gutter="0"/>
-    </w:sectPr>
-    <w:p>
-      <w:pPr>
-        <w:pStyle w:val="Heading1"/>
-        <w:spacing w:lineRule="auto"/>
-      </w:pPr>
-      <w:r>
-        <w:rPr/>
-        <w:t xml:space="preserve">分析模組 (Analysis)</w:t>
-      </w:r>
-    </w:p>
-    <w:p>
-      <w:pPr>
-        <w:spacing w:lineRule="auto"/>
-      </w:pPr>
+    <w:p>
+      <w:pPr>
+        <w:pStyle w:val="1"/>
+      </w:pPr>
+      <w:r>
+        <w:t>分析模組</w:t>
+      </w:r>
+      <w:r>
+        <w:t xml:space="preserve"> (Analysis)</w:t>
+      </w:r>
+    </w:p>
+    <w:p>
       <w:r>
         <w:rPr>
           <w:b/>
         </w:rPr>
-        <w:t xml:space="preserve">路徑</w:t>
-      </w:r>
-      <w:r>
-        <w:rPr/>
-        <w:t xml:space="preserve">: </w:t>
-      </w:r>
-      <w:r>
-        <w:rPr/>
-        <w:t xml:space="preserve">src/bioneuronai/analysis/</w:t>
+        <w:t>路徑</w:t>
+      </w:r>
+      <w:r>
+        <w:t>: src/bioneuronai/analysis/</w:t>
       </w:r>
       <w:r>
         <w:rPr>
           <w:b/>
         </w:rPr>
-        <w:t xml:space="preserve">版本</w:t>
-      </w:r>
-      <w:r>
-        <w:rPr/>
+        <w:t>版本</w:t>
+      </w:r>
+      <w:r>
         <w:t xml:space="preserve">: v4.4 </w:t>
       </w:r>
       <w:r>
         <w:rPr>
           <w:b/>
         </w:rPr>
-        <w:t xml:space="preserve">更新日期</w:t>
-      </w:r>
-      <w:r>
-        <w:rPr/>
+        <w:t>更新日期</w:t>
+      </w:r>
+      <w:r>
         <w:t xml:space="preserve">: 2026-03-27 </w:t>
       </w:r>
       <w:r>
         <w:rPr>
           <w:b/>
         </w:rPr>
-        <w:t xml:space="preserve">架構層級</w:t>
-      </w:r>
-      <w:r>
-        <w:rPr/>
-        <w:t xml:space="preserve">: Layer 4 — 分析與智能層</w:t>
-      </w:r>
-    </w:p>
-    <w:p>
-      <w:pPr>
-        <w:pStyle w:val="Heading2"/>
-        <w:spacing w:lineRule="auto"/>
-      </w:pPr>
-      <w:r>
-        <w:rPr/>
-        <w:t xml:space="preserve">目錄</w:t>
+        <w:t>架構層級</w:t>
+      </w:r>
+      <w:r>
+        <w:t xml:space="preserve">: Layer 4 — </w:t>
+      </w:r>
+      <w:r>
+        <w:t>分析與智能層</w:t>
+      </w:r>
+    </w:p>
+    <w:p>
+      <w:pPr>
+        <w:pStyle w:val="2"/>
+      </w:pPr>
+      <w:r>
+        <w:t>目錄</w:t>
       </w:r>
     </w:p>
     <w:p>
@@ -81,14 +68,13 @@
           <w:ilvl w:val="0"/>
           <w:numId w:val="1"/>
         </w:numPr>
-        <w:spacing w:lineRule="auto"/>
-      </w:pPr>
-      <w:hyperlink r:id="rId5">
+      </w:pPr>
+      <w:hyperlink w:anchor="%E6%A8%A1%E7%B5%84%E6%A6%82%E8%BF%B0">
         <w:r>
           <w:rPr>
-            <w:rStyle w:val="Hyperlink"/>
+            <w:rStyle w:val="a3"/>
           </w:rPr>
-          <w:t xml:space="preserve">模組概述</w:t>
+          <w:t>模組概述</w:t>
         </w:r>
       </w:hyperlink>
     </w:p>
@@ -98,14 +84,13 @@
           <w:ilvl w:val="0"/>
           <w:numId w:val="1"/>
         </w:numPr>
-        <w:spacing w:lineRule="auto"/>
-      </w:pPr>
-      <w:hyperlink r:id="rId6">
+      </w:pPr>
+      <w:hyperlink w:anchor="%E6%9E%B6%E6%A7%8B%E7%B8%BD%E8%A6%BD">
         <w:r>
           <w:rPr>
-            <w:rStyle w:val="Hyperlink"/>
+            <w:rStyle w:val="a3"/>
           </w:rPr>
-          <w:t xml:space="preserve">架構總覽</w:t>
+          <w:t>架構總覽</w:t>
         </w:r>
       </w:hyperlink>
     </w:p>
@@ -115,14 +100,13 @@
           <w:ilvl w:val="0"/>
           <w:numId w:val="1"/>
         </w:numPr>
-        <w:spacing w:lineRule="auto"/>
-      </w:pPr>
-      <w:hyperlink r:id="rId7">
+      </w:pPr>
+      <w:hyperlink w:anchor="%E7%9B%B4%E5%B1%AC%E6%A0%B8%E5%BF%83%E7%B5%84%E4%BB%B6">
         <w:r>
           <w:rPr>
-            <w:rStyle w:val="Hyperlink"/>
+            <w:rStyle w:val="a3"/>
           </w:rPr>
-          <w:t xml:space="preserve">直屬核心組件</w:t>
+          <w:t>直屬核心組件</w:t>
         </w:r>
       </w:hyperlink>
     </w:p>
@@ -132,14 +116,13 @@
           <w:ilvl w:val="0"/>
           <w:numId w:val="1"/>
         </w:numPr>
-        <w:spacing w:lineRule="auto"/>
-      </w:pPr>
-      <w:hyperlink r:id="rId8">
+      </w:pPr>
+      <w:hyperlink w:anchor="%E5%AD%90%E6%A8%A1%E7%B5%84%E7%B4%A2%E5%BC%95">
         <w:r>
           <w:rPr>
-            <w:rStyle w:val="Hyperlink"/>
+            <w:rStyle w:val="a3"/>
           </w:rPr>
-          <w:t xml:space="preserve">子模組索引</w:t>
+          <w:t>子模組索引</w:t>
         </w:r>
       </w:hyperlink>
     </w:p>
@@ -149,14 +132,19 @@
           <w:ilvl w:val="0"/>
           <w:numId w:val="1"/>
         </w:numPr>
-        <w:spacing w:lineRule="auto"/>
-      </w:pPr>
-      <w:hyperlink r:id="rId9">
+      </w:pPr>
+      <w:hyperlink w:anchor="%E5%B0%8E%E5%87%BA-api">
         <w:r>
           <w:rPr>
-            <w:rStyle w:val="Hyperlink"/>
+            <w:rStyle w:val="a3"/>
           </w:rPr>
-          <w:t xml:space="preserve">導出 API</w:t>
+          <w:t>導出</w:t>
+        </w:r>
+        <w:r>
+          <w:rPr>
+            <w:rStyle w:val="a3"/>
+          </w:rPr>
+          <w:t xml:space="preserve"> API</w:t>
         </w:r>
       </w:hyperlink>
     </w:p>
@@ -166,14 +154,13 @@
           <w:ilvl w:val="0"/>
           <w:numId w:val="1"/>
         </w:numPr>
-        <w:spacing w:lineRule="auto"/>
-      </w:pPr>
-      <w:hyperlink r:id="rId10">
+      </w:pPr>
+      <w:hyperlink w:anchor="%E5%9F%B7%E8%A1%8C%E6%96%B9%E5%BC%8F">
         <w:r>
           <w:rPr>
-            <w:rStyle w:val="Hyperlink"/>
+            <w:rStyle w:val="a3"/>
           </w:rPr>
-          <w:t xml:space="preserve">執行方式</w:t>
+          <w:t>執行方式</w:t>
         </w:r>
       </w:hyperlink>
     </w:p>
@@ -183,49 +170,74 @@
           <w:ilvl w:val="0"/>
           <w:numId w:val="1"/>
         </w:numPr>
-        <w:spacing w:lineRule="auto"/>
-      </w:pPr>
-      <w:hyperlink r:id="rId11">
+      </w:pPr>
+      <w:hyperlink w:anchor="%E7%9B%B8%E9%97%9C%E6%96%87%E6%AA%94">
         <w:r>
           <w:rPr>
-            <w:rStyle w:val="Hyperlink"/>
+            <w:rStyle w:val="a3"/>
           </w:rPr>
-          <w:t xml:space="preserve">相關文檔</w:t>
+          <w:t>相關文檔</w:t>
         </w:r>
       </w:hyperlink>
     </w:p>
     <w:p>
       <w:pPr>
-        <w:pStyle w:val="Heading2"/>
-        <w:spacing w:lineRule="auto"/>
-      </w:pPr>
-      <w:r>
-        <w:rPr/>
-        <w:t xml:space="preserve">模組概述</w:t>
-      </w:r>
-    </w:p>
-    <w:p>
-      <w:pPr>
-        <w:spacing w:lineRule="auto"/>
-      </w:pPr>
-      <w:r>
-        <w:rPr/>
-        <w:t xml:space="preserve">分析模組是 BioNeuronai 的「感知層」，負責從多種數據源（新聞、市場微結構、成交量）提取特徵與情緒信號，為策略層和交易層提供決策依據。包含 2 個直屬核心引擎、3 個專門子模組，共計 22 個 Python 檔案，總計約 7,300 行。</w:t>
-      </w:r>
-    </w:p>
-    <w:p>
-      <w:pPr>
-        <w:spacing w:lineRule="auto"/>
-      </w:pPr>
+        <w:pStyle w:val="2"/>
+      </w:pPr>
+      <w:r>
+        <w:t>模組概述</w:t>
+      </w:r>
+    </w:p>
+    <w:p>
+      <w:r>
+        <w:t>分析模組是</w:t>
+      </w:r>
+      <w:r>
+        <w:t xml:space="preserve"> BioNeuronai </w:t>
+      </w:r>
+      <w:r>
+        <w:t>的「感知層」，負責從多種數據源（新聞、市場微結構、成交量）提取特徵與情緒信號，為策略層和交易層提供決策依據。包含</w:t>
+      </w:r>
+      <w:r>
+        <w:t xml:space="preserve"> 2 </w:t>
+      </w:r>
+      <w:r>
+        <w:t>個直屬核心引擎、</w:t>
+      </w:r>
+      <w:r>
+        <w:t xml:space="preserve">3 </w:t>
+      </w:r>
+      <w:r>
+        <w:t>個專門子模組，共計</w:t>
+      </w:r>
+      <w:r>
+        <w:t xml:space="preserve"> 22 </w:t>
+      </w:r>
+      <w:r>
+        <w:t>個</w:t>
+      </w:r>
+      <w:r>
+        <w:t xml:space="preserve"> Python </w:t>
+      </w:r>
+      <w:r>
+        <w:t>檔案，總計約</w:t>
+      </w:r>
+      <w:r>
+        <w:t xml:space="preserve"> 7,300 </w:t>
+      </w:r>
+      <w:r>
+        <w:t>行。</w:t>
+      </w:r>
+    </w:p>
+    <w:p>
       <w:r>
         <w:rPr>
           <w:b/>
         </w:rPr>
-        <w:t xml:space="preserve">模組職責</w:t>
-      </w:r>
-      <w:r>
-        <w:rPr/>
-        <w:t xml:space="preserve">:</w:t>
+        <w:t>模組職責</w:t>
+      </w:r>
+      <w:r>
+        <w:t>:</w:t>
       </w:r>
     </w:p>
     <w:p>
@@ -234,11 +246,15 @@
           <w:ilvl w:val="0"/>
           <w:numId w:val="2"/>
         </w:numPr>
-        <w:spacing w:lineRule="auto"/>
-      </w:pPr>
-      <w:r>
-        <w:rPr/>
-        <w:t xml:space="preserve">新聞情緒分析、事件檢測與 RLHF 預測驗證循環</w:t>
+      </w:pPr>
+      <w:r>
+        <w:t>新聞情緒分析、事件檢測與</w:t>
+      </w:r>
+      <w:r>
+        <w:t xml:space="preserve"> RLHF </w:t>
+      </w:r>
+      <w:r>
+        <w:t>預測驗證循環</w:t>
       </w:r>
     </w:p>
     <w:p>
@@ -247,11 +263,12 @@
           <w:ilvl w:val="0"/>
           <w:numId w:val="2"/>
         </w:numPr>
-        <w:spacing w:lineRule="auto"/>
-      </w:pPr>
-      <w:r>
-        <w:rPr/>
-        <w:t xml:space="preserve">市場關鍵字動態學習與權重優化 (RLHF)</w:t>
+      </w:pPr>
+      <w:r>
+        <w:t>市場關鍵字動態學習與權重優化</w:t>
+      </w:r>
+      <w:r>
+        <w:t xml:space="preserve"> (RLHF)</w:t>
       </w:r>
     </w:p>
     <w:p>
@@ -260,11 +277,21 @@
           <w:ilvl w:val="0"/>
           <w:numId w:val="2"/>
         </w:numPr>
-        <w:spacing w:lineRule="auto"/>
-      </w:pPr>
-      <w:r>
-        <w:rPr/>
-        <w:t xml:space="preserve">特徵工程（成交量分布 / 清算熱力圖 / 市場微結構）</w:t>
+      </w:pPr>
+      <w:r>
+        <w:t>特徵工程（成交量分布</w:t>
+      </w:r>
+      <w:r>
+        <w:t xml:space="preserve"> / </w:t>
+      </w:r>
+      <w:r>
+        <w:t>清算熱力圖</w:t>
+      </w:r>
+      <w:r>
+        <w:t xml:space="preserve"> / </w:t>
+      </w:r>
+      <w:r>
+        <w:t>市場微結構）</w:t>
       </w:r>
     </w:p>
     <w:p>
@@ -273,11 +300,21 @@
           <w:ilvl w:val="0"/>
           <w:numId w:val="2"/>
         </w:numPr>
-        <w:spacing w:lineRule="auto"/>
-      </w:pPr>
-      <w:r>
-        <w:rPr/>
-        <w:t xml:space="preserve">市場狀態識別（趨勢強度 / 波動度體制 / 多時間框架）</w:t>
+      </w:pPr>
+      <w:r>
+        <w:t>市場狀態識別（趨勢強度</w:t>
+      </w:r>
+      <w:r>
+        <w:t xml:space="preserve"> / </w:t>
+      </w:r>
+      <w:r>
+        <w:t>波動度體制</w:t>
+      </w:r>
+      <w:r>
+        <w:t xml:space="preserve"> / </w:t>
+      </w:r>
+      <w:r>
+        <w:t>多時間框架）</w:t>
       </w:r>
     </w:p>
     <w:p>
@@ -286,80 +323,310 @@
           <w:ilvl w:val="0"/>
           <w:numId w:val="2"/>
         </w:numPr>
-        <w:spacing w:lineRule="auto"/>
-      </w:pPr>
-      <w:r>
-        <w:rPr/>
-        <w:t xml:space="preserve">每日市場報告自動生成</w:t>
-      </w:r>
-    </w:p>
-    <w:p>
-      <w:pPr>
-        <w:pStyle w:val="Heading2"/>
-        <w:spacing w:lineRule="auto"/>
-      </w:pPr>
-      <w:r>
-        <w:rPr/>
-        <w:t xml:space="preserve">架構總覽</w:t>
-      </w:r>
-    </w:p>
-    <w:p>
-      <w:pPr>
-        <w:spacing w:lineRule="auto"/>
-      </w:pPr>
-      <w:r>
-        <w:rPr>
-          <w:rFonts w:ascii="Courier" w:hAnsi="Courier"/>
-        </w:rPr>
-        <w:t xml:space="preserve">src/bioneuronai/analysis/ ├── __init__.py              # 模組統一導出 (157 行) ├── __main__.py              # CLI 執行入口 (183 行) ├── feature_engineering.py   # 進階特徵工程 (843 行) ├── market_regime.py         # 市場狀態識別 (827 行) │ ├── news/                    # 新聞分析子模組 (5 個檔案，2,621 行) │   └── README.md            # → 詳見子模組文檔 │ ├── keywords/                # 關鍵字系統子模組 (6 個檔案，1,824 行) │   └── README.md            # → 詳見子模組文檔 │ └── daily_report/            # 每日報告子模組 (7 個檔案)     └── README.md            # → 詳見子模組文檔 </w:t>
-      </w:r>
-    </w:p>
-    <w:p>
-      <w:pPr>
-        <w:pStyle w:val="Heading2"/>
-        <w:spacing w:lineRule="auto"/>
-      </w:pPr>
-      <w:r>
-        <w:rPr/>
-        <w:t xml:space="preserve">直屬核心組件</w:t>
-      </w:r>
-    </w:p>
-    <w:p>
-      <w:pPr>
-        <w:pStyle w:val="Heading3"/>
-        <w:spacing w:lineRule="auto"/>
-      </w:pPr>
-      <w:r>
-        <w:rPr/>
-        <w:t xml:space="preserve">feature_engineering.py</w:t>
-      </w:r>
-      <w:r>
-        <w:rPr/>
-        <w:t xml:space="preserve"> (843 行)</w:t>
-      </w:r>
-    </w:p>
-    <w:p>
-      <w:pPr>
-        <w:spacing w:lineRule="auto"/>
-      </w:pPr>
-      <w:r>
-        <w:rPr/>
-        <w:t xml:space="preserve">為 AI 模型提供高品質特徵輸入，處理原始 K 線資料並輸出結構化微結構數據。</w:t>
-      </w:r>
-    </w:p>
-    <w:p>
-      <w:pPr>
-        <w:spacing w:lineRule="auto"/>
-      </w:pPr>
+      </w:pPr>
+      <w:r>
+        <w:t>每日市場報告自動生成</w:t>
+      </w:r>
+    </w:p>
+    <w:p>
+      <w:pPr>
+        <w:pStyle w:val="2"/>
+      </w:pPr>
+      <w:r>
+        <w:t>架構總覽</w:t>
+      </w:r>
+    </w:p>
+    <w:p>
+      <w:r>
+        <w:rPr>
+          <w:rFonts w:ascii="Courier" w:hAnsi="Courier"/>
+        </w:rPr>
+        <w:t xml:space="preserve">src/bioneuronai/analysis/ ├── __init__.py              # </w:t>
+      </w:r>
+      <w:r>
+        <w:rPr>
+          <w:rFonts w:ascii="Courier" w:hAnsi="Courier"/>
+        </w:rPr>
+        <w:t>模組統一導出</w:t>
+      </w:r>
+      <w:r>
+        <w:rPr>
+          <w:rFonts w:ascii="Courier" w:hAnsi="Courier"/>
+        </w:rPr>
+        <w:t xml:space="preserve"> (157 </w:t>
+      </w:r>
+      <w:r>
+        <w:rPr>
+          <w:rFonts w:ascii="Courier" w:hAnsi="Courier"/>
+        </w:rPr>
+        <w:t>行</w:t>
+      </w:r>
+      <w:r>
+        <w:rPr>
+          <w:rFonts w:ascii="Courier" w:hAnsi="Courier"/>
+        </w:rPr>
+        <w:t xml:space="preserve">) ├── __main__.py              # CLI </w:t>
+      </w:r>
+      <w:r>
+        <w:rPr>
+          <w:rFonts w:ascii="Courier" w:hAnsi="Courier"/>
+        </w:rPr>
+        <w:t>執行入口</w:t>
+      </w:r>
+      <w:r>
+        <w:rPr>
+          <w:rFonts w:ascii="Courier" w:hAnsi="Courier"/>
+        </w:rPr>
+        <w:t xml:space="preserve"> (183 </w:t>
+      </w:r>
+      <w:r>
+        <w:rPr>
+          <w:rFonts w:ascii="Courier" w:hAnsi="Courier"/>
+        </w:rPr>
+        <w:t>行</w:t>
+      </w:r>
+      <w:r>
+        <w:rPr>
+          <w:rFonts w:ascii="Courier" w:hAnsi="Courier"/>
+        </w:rPr>
+        <w:t xml:space="preserve">) ├── feature_engineering.py   # </w:t>
+      </w:r>
+      <w:r>
+        <w:rPr>
+          <w:rFonts w:ascii="Courier" w:hAnsi="Courier"/>
+        </w:rPr>
+        <w:t>進階特徵工程</w:t>
+      </w:r>
+      <w:r>
+        <w:rPr>
+          <w:rFonts w:ascii="Courier" w:hAnsi="Courier"/>
+        </w:rPr>
+        <w:t xml:space="preserve"> (843 </w:t>
+      </w:r>
+      <w:r>
+        <w:rPr>
+          <w:rFonts w:ascii="Courier" w:hAnsi="Courier"/>
+        </w:rPr>
+        <w:t>行</w:t>
+      </w:r>
+      <w:r>
+        <w:rPr>
+          <w:rFonts w:ascii="Courier" w:hAnsi="Courier"/>
+        </w:rPr>
+        <w:t xml:space="preserve">) ├── market_regime.py         # </w:t>
+      </w:r>
+      <w:r>
+        <w:rPr>
+          <w:rFonts w:ascii="Courier" w:hAnsi="Courier"/>
+        </w:rPr>
+        <w:t>市場狀態識別</w:t>
+      </w:r>
+      <w:r>
+        <w:rPr>
+          <w:rFonts w:ascii="Courier" w:hAnsi="Courier"/>
+        </w:rPr>
+        <w:t xml:space="preserve"> (827 </w:t>
+      </w:r>
+      <w:r>
+        <w:rPr>
+          <w:rFonts w:ascii="Courier" w:hAnsi="Courier"/>
+        </w:rPr>
+        <w:t>行</w:t>
+      </w:r>
+      <w:r>
+        <w:rPr>
+          <w:rFonts w:ascii="Courier" w:hAnsi="Courier"/>
+        </w:rPr>
+        <w:t xml:space="preserve">) │ ├── news/                    # </w:t>
+      </w:r>
+      <w:r>
+        <w:rPr>
+          <w:rFonts w:ascii="Courier" w:hAnsi="Courier"/>
+        </w:rPr>
+        <w:t>新聞分析子模組</w:t>
+      </w:r>
+      <w:r>
+        <w:rPr>
+          <w:rFonts w:ascii="Courier" w:hAnsi="Courier"/>
+        </w:rPr>
+        <w:t xml:space="preserve"> (5 </w:t>
+      </w:r>
+      <w:r>
+        <w:rPr>
+          <w:rFonts w:ascii="Courier" w:hAnsi="Courier"/>
+        </w:rPr>
+        <w:t>個檔案，</w:t>
+      </w:r>
+      <w:r>
+        <w:rPr>
+          <w:rFonts w:ascii="Courier" w:hAnsi="Courier"/>
+        </w:rPr>
+        <w:t xml:space="preserve">2,621 </w:t>
+      </w:r>
+      <w:r>
+        <w:rPr>
+          <w:rFonts w:ascii="Courier" w:hAnsi="Courier"/>
+        </w:rPr>
+        <w:t>行</w:t>
+      </w:r>
+      <w:r>
+        <w:rPr>
+          <w:rFonts w:ascii="Courier" w:hAnsi="Courier"/>
+        </w:rPr>
+        <w:t xml:space="preserve">) │   └── README.md            # → </w:t>
+      </w:r>
+      <w:r>
+        <w:rPr>
+          <w:rFonts w:ascii="Courier" w:hAnsi="Courier"/>
+        </w:rPr>
+        <w:t>詳見子模組文檔</w:t>
+      </w:r>
+      <w:r>
+        <w:rPr>
+          <w:rFonts w:ascii="Courier" w:hAnsi="Courier"/>
+        </w:rPr>
+        <w:t xml:space="preserve"> │ ├── keywords/                # </w:t>
+      </w:r>
+      <w:r>
+        <w:rPr>
+          <w:rFonts w:ascii="Courier" w:hAnsi="Courier"/>
+        </w:rPr>
+        <w:t>關鍵字系統子模組</w:t>
+      </w:r>
+      <w:r>
+        <w:rPr>
+          <w:rFonts w:ascii="Courier" w:hAnsi="Courier"/>
+        </w:rPr>
+        <w:t xml:space="preserve"> (6 </w:t>
+      </w:r>
+      <w:r>
+        <w:rPr>
+          <w:rFonts w:ascii="Courier" w:hAnsi="Courier"/>
+        </w:rPr>
+        <w:t>個檔案，</w:t>
+      </w:r>
+      <w:r>
+        <w:rPr>
+          <w:rFonts w:ascii="Courier" w:hAnsi="Courier"/>
+        </w:rPr>
+        <w:t xml:space="preserve">1,824 </w:t>
+      </w:r>
+      <w:r>
+        <w:rPr>
+          <w:rFonts w:ascii="Courier" w:hAnsi="Courier"/>
+        </w:rPr>
+        <w:t>行</w:t>
+      </w:r>
+      <w:r>
+        <w:rPr>
+          <w:rFonts w:ascii="Courier" w:hAnsi="Courier"/>
+        </w:rPr>
+        <w:t xml:space="preserve">) │   └── README.md            # → </w:t>
+      </w:r>
+      <w:r>
+        <w:rPr>
+          <w:rFonts w:ascii="Courier" w:hAnsi="Courier"/>
+        </w:rPr>
+        <w:t>詳見子模組文檔</w:t>
+      </w:r>
+      <w:r>
+        <w:rPr>
+          <w:rFonts w:ascii="Courier" w:hAnsi="Courier"/>
+        </w:rPr>
+        <w:t xml:space="preserve"> │ └── daily_report/            # </w:t>
+      </w:r>
+      <w:r>
+        <w:rPr>
+          <w:rFonts w:ascii="Courier" w:hAnsi="Courier"/>
+        </w:rPr>
+        <w:t>每日報告子模組</w:t>
+      </w:r>
+      <w:r>
+        <w:rPr>
+          <w:rFonts w:ascii="Courier" w:hAnsi="Courier"/>
+        </w:rPr>
+        <w:t xml:space="preserve"> (7 </w:t>
+      </w:r>
+      <w:r>
+        <w:rPr>
+          <w:rFonts w:ascii="Courier" w:hAnsi="Courier"/>
+        </w:rPr>
+        <w:t>個檔案</w:t>
+      </w:r>
+      <w:r>
+        <w:rPr>
+          <w:rFonts w:ascii="Courier" w:hAnsi="Courier"/>
+        </w:rPr>
+        <w:t xml:space="preserve">)     └── </w:t>
+      </w:r>
+      <w:r>
+        <w:rPr>
+          <w:rFonts w:ascii="Courier" w:hAnsi="Courier"/>
+        </w:rPr>
+        <w:lastRenderedPageBreak/>
+        <w:t xml:space="preserve">README.md            # → </w:t>
+      </w:r>
+      <w:r>
+        <w:rPr>
+          <w:rFonts w:ascii="Courier" w:hAnsi="Courier"/>
+        </w:rPr>
+        <w:t>詳見子模組文檔</w:t>
+      </w:r>
+      <w:r>
+        <w:rPr>
+          <w:rFonts w:ascii="Courier" w:hAnsi="Courier"/>
+        </w:rPr>
+        <w:t xml:space="preserve"> </w:t>
+      </w:r>
+    </w:p>
+    <w:p>
+      <w:pPr>
+        <w:pStyle w:val="2"/>
+      </w:pPr>
+      <w:r>
+        <w:t>直屬核心組件</w:t>
+      </w:r>
+    </w:p>
+    <w:p>
+      <w:pPr>
+        <w:pStyle w:val="3"/>
+      </w:pPr>
+      <w:r>
+        <w:t xml:space="preserve">feature_engineering.py (843 </w:t>
+      </w:r>
+      <w:r>
+        <w:t>行</w:t>
+      </w:r>
+      <w:r>
+        <w:t>)</w:t>
+      </w:r>
+    </w:p>
+    <w:p>
+      <w:r>
+        <w:t>為</w:t>
+      </w:r>
+      <w:r>
+        <w:t xml:space="preserve"> AI </w:t>
+      </w:r>
+      <w:r>
+        <w:t>模型提供高品質特徵輸入，處理原始</w:t>
+      </w:r>
+      <w:r>
+        <w:t xml:space="preserve"> K </w:t>
+      </w:r>
+      <w:r>
+        <w:t>線資料並輸出結構化微結構數據。</w:t>
+      </w:r>
+    </w:p>
+    <w:p>
       <w:r>
         <w:rPr>
           <w:b/>
         </w:rPr>
-        <w:t xml:space="preserve">資料模型</w:t>
-      </w:r>
-      <w:r>
-        <w:rPr/>
-        <w:t xml:space="preserve">:</w:t>
+        <w:t>資料模型</w:t>
+      </w:r>
+      <w:r>
+        <w:t>:</w:t>
       </w:r>
     </w:p>
     <w:p>
@@ -368,15 +635,12 @@
           <w:ilvl w:val="0"/>
           <w:numId w:val="3"/>
         </w:numPr>
-        <w:spacing w:lineRule="auto"/>
-      </w:pPr>
-      <w:r>
-        <w:rPr/>
-        <w:t xml:space="preserve">PriceLevel</w:t>
-      </w:r>
-      <w:r>
-        <w:rPr/>
-        <w:t xml:space="preserve"> (Enum): 價格水平分類</w:t>
+      </w:pPr>
+      <w:r>
+        <w:t xml:space="preserve">PriceLevel (Enum): </w:t>
+      </w:r>
+      <w:r>
+        <w:t>價格水平分類</w:t>
       </w:r>
     </w:p>
     <w:p>
@@ -385,31 +649,18 @@
           <w:ilvl w:val="0"/>
           <w:numId w:val="3"/>
         </w:numPr>
-        <w:spacing w:lineRule="auto"/>
-      </w:pPr>
-      <w:r>
-        <w:rPr/>
-        <w:t xml:space="preserve">VolumeProfileLevel</w:t>
-      </w:r>
-      <w:r>
-        <w:rPr/>
-        <w:t xml:space="preserve">: 單一價位的成交量資料（含 </w:t>
-      </w:r>
-      <w:r>
-        <w:rPr/>
-        <w:t xml:space="preserve">delta</w:t>
-      </w:r>
-      <w:r>
-        <w:rPr/>
-        <w:t xml:space="preserve">, </w:t>
-      </w:r>
-      <w:r>
-        <w:rPr/>
-        <w:t xml:space="preserve">delta_percentage</w:t>
-      </w:r>
-      <w:r>
-        <w:rPr/>
-        <w:t xml:space="preserve"> 屬性）</w:t>
+      </w:pPr>
+      <w:r>
+        <w:t xml:space="preserve">VolumeProfileLevel: </w:t>
+      </w:r>
+      <w:r>
+        <w:t>單一價位的成交量資料（含</w:t>
+      </w:r>
+      <w:r>
+        <w:t xml:space="preserve"> delta, delta_percentage </w:t>
+      </w:r>
+      <w:r>
+        <w:t>屬性）</w:t>
       </w:r>
     </w:p>
     <w:p>
@@ -418,15 +669,18 @@
           <w:ilvl w:val="0"/>
           <w:numId w:val="3"/>
         </w:numPr>
-        <w:spacing w:lineRule="auto"/>
-      </w:pPr>
-      <w:r>
-        <w:rPr/>
-        <w:t xml:space="preserve">VolumeProfile</w:t>
-      </w:r>
-      <w:r>
-        <w:rPr/>
-        <w:t xml:space="preserve">: 成交量分布分析結果（POC / 價值區域上下緣）</w:t>
+      </w:pPr>
+      <w:r>
+        <w:t xml:space="preserve">VolumeProfile: </w:t>
+      </w:r>
+      <w:r>
+        <w:t>成交量分布分析結果（</w:t>
+      </w:r>
+      <w:r>
+        <w:t xml:space="preserve">POC / </w:t>
+      </w:r>
+      <w:r>
+        <w:t>價值區域上下緣）</w:t>
       </w:r>
     </w:p>
     <w:p>
@@ -435,15 +689,12 @@
           <w:ilvl w:val="0"/>
           <w:numId w:val="3"/>
         </w:numPr>
-        <w:spacing w:lineRule="auto"/>
-      </w:pPr>
-      <w:r>
-        <w:rPr/>
-        <w:t xml:space="preserve">LiquidationCluster</w:t>
-      </w:r>
-      <w:r>
-        <w:rPr/>
-        <w:t xml:space="preserve">: 單一清算叢集</w:t>
+      </w:pPr>
+      <w:r>
+        <w:t xml:space="preserve">LiquidationCluster: </w:t>
+      </w:r>
+      <w:r>
+        <w:t>單一清算叢集</w:t>
       </w:r>
     </w:p>
     <w:p>
@@ -452,15 +703,12 @@
           <w:ilvl w:val="0"/>
           <w:numId w:val="3"/>
         </w:numPr>
-        <w:spacing w:lineRule="auto"/>
-      </w:pPr>
-      <w:r>
-        <w:rPr/>
-        <w:t xml:space="preserve">LiquidationHeatmap</w:t>
-      </w:r>
-      <w:r>
-        <w:rPr/>
-        <w:t xml:space="preserve">: 清算熱力圖（多個叢集的彙整結果）</w:t>
+      </w:pPr>
+      <w:r>
+        <w:t xml:space="preserve">LiquidationHeatmap: </w:t>
+      </w:r>
+      <w:r>
+        <w:t>清算熱力圖（多個叢集的彙整結果）</w:t>
       </w:r>
     </w:p>
     <w:p>
@@ -469,38 +717,29 @@
           <w:ilvl w:val="0"/>
           <w:numId w:val="3"/>
         </w:numPr>
-        <w:spacing w:lineRule="auto"/>
-      </w:pPr>
-      <w:r>
-        <w:rPr/>
-        <w:t xml:space="preserve">MarketMicrostructure</w:t>
-      </w:r>
-      <w:r>
-        <w:rPr/>
-        <w:t xml:space="preserve">: 市場微觀結構完整快照（含 </w:t>
-      </w:r>
-      <w:r>
-        <w:rPr/>
-        <w:t xml:space="preserve">to_feature_vector()</w:t>
-      </w:r>
-      <w:r>
-        <w:rPr/>
-        <w:t xml:space="preserve"> 輸出特徵向量）</w:t>
-      </w:r>
-    </w:p>
-    <w:p>
-      <w:pPr>
-        <w:spacing w:lineRule="auto"/>
-      </w:pPr>
+      </w:pPr>
+      <w:r>
+        <w:t xml:space="preserve">MarketMicrostructure: </w:t>
+      </w:r>
+      <w:r>
+        <w:t>市場微觀結構完整快照（含</w:t>
+      </w:r>
+      <w:r>
+        <w:t xml:space="preserve"> to_feature_vector() </w:t>
+      </w:r>
+      <w:r>
+        <w:t>輸出特徵向量）</w:t>
+      </w:r>
+    </w:p>
+    <w:p>
       <w:r>
         <w:rPr>
           <w:b/>
         </w:rPr>
-        <w:t xml:space="preserve">計算器</w:t>
-      </w:r>
-      <w:r>
-        <w:rPr/>
-        <w:t xml:space="preserve">:</w:t>
+        <w:t>計算器</w:t>
+      </w:r>
+      <w:r>
+        <w:t>:</w:t>
       </w:r>
     </w:p>
     <w:p>
@@ -509,15 +748,24 @@
           <w:ilvl w:val="0"/>
           <w:numId w:val="4"/>
         </w:numPr>
-        <w:spacing w:lineRule="auto"/>
-      </w:pPr>
-      <w:r>
-        <w:rPr/>
-        <w:t xml:space="preserve">VolumeProfileCalculator</w:t>
-      </w:r>
-      <w:r>
-        <w:rPr/>
-        <w:t xml:space="preserve">: 從 K 線計算成交量分布（POC、價值區域、高低量節點）</w:t>
+      </w:pPr>
+      <w:r>
+        <w:t xml:space="preserve">VolumeProfileCalculator: </w:t>
+      </w:r>
+      <w:r>
+        <w:t>從</w:t>
+      </w:r>
+      <w:r>
+        <w:t xml:space="preserve"> K </w:t>
+      </w:r>
+      <w:r>
+        <w:t>線計算成交量分布（</w:t>
+      </w:r>
+      <w:r>
+        <w:t>POC</w:t>
+      </w:r>
+      <w:r>
+        <w:t>、價值區域、高低量節點）</w:t>
       </w:r>
     </w:p>
     <w:p>
@@ -526,15 +774,12 @@
           <w:ilvl w:val="0"/>
           <w:numId w:val="4"/>
         </w:numPr>
-        <w:spacing w:lineRule="auto"/>
-      </w:pPr>
-      <w:r>
-        <w:rPr/>
-        <w:t xml:space="preserve">LiquidationHeatmapCalculator</w:t>
-      </w:r>
-      <w:r>
-        <w:rPr/>
-        <w:t xml:space="preserve">: 估算各價位的潛在清算量</w:t>
+      </w:pPr>
+      <w:r>
+        <w:t xml:space="preserve">LiquidationHeatmapCalculator: </w:t>
+      </w:r>
+      <w:r>
+        <w:t>估算各價位的潛在清算量</w:t>
       </w:r>
     </w:p>
     <w:p>
@@ -543,69 +788,72 @@
           <w:ilvl w:val="0"/>
           <w:numId w:val="4"/>
         </w:numPr>
-        <w:spacing w:lineRule="auto"/>
-      </w:pPr>
-      <w:r>
-        <w:rPr/>
-        <w:t xml:space="preserve">MarketDataProcessor</w:t>
-      </w:r>
-      <w:r>
-        <w:rPr/>
-        <w:t xml:space="preserve">: 即時更新價格/成交量/持倉量/清算事件，並建構 </w:t>
-      </w:r>
-      <w:r>
-        <w:rPr/>
-        <w:t xml:space="preserve">MarketMicrostructure</w:t>
-      </w:r>
-      <w:r>
-        <w:rPr/>
-        <w:t xml:space="preserve">，提供 </w:t>
-      </w:r>
-      <w:r>
-        <w:rPr/>
-        <w:t xml:space="preserve">generate_market_summary_prompt()</w:t>
-      </w:r>
-      <w:r>
-        <w:rPr/>
-        <w:t xml:space="preserve"> 輸出自然語言摘要</w:t>
-      </w:r>
-    </w:p>
-    <w:p>
-      <w:pPr>
-        <w:pStyle w:val="Heading3"/>
-        <w:spacing w:lineRule="auto"/>
-      </w:pPr>
-      <w:r>
-        <w:rPr/>
-        <w:t xml:space="preserve">market_regime.py</w:t>
-      </w:r>
-      <w:r>
-        <w:rPr/>
-        <w:t xml:space="preserve"> (827 行)</w:t>
-      </w:r>
-    </w:p>
-    <w:p>
-      <w:pPr>
-        <w:spacing w:lineRule="auto"/>
-      </w:pPr>
-      <w:r>
-        <w:rPr/>
-        <w:t xml:space="preserve">基於技術指標的市場體制自動識別，輸出結構化分析結果供策略層路由使用。</w:t>
-      </w:r>
-    </w:p>
-    <w:p>
-      <w:pPr>
-        <w:spacing w:lineRule="auto"/>
-      </w:pPr>
+      </w:pPr>
+      <w:r>
+        <w:t xml:space="preserve">MarketDataProcessor: </w:t>
+      </w:r>
+      <w:r>
+        <w:t>即時更新價格</w:t>
+      </w:r>
+      <w:r>
+        <w:t>/</w:t>
+      </w:r>
+      <w:r>
+        <w:t>成交量</w:t>
+      </w:r>
+      <w:r>
+        <w:t>/</w:t>
+      </w:r>
+      <w:r>
+        <w:t>持倉量</w:t>
+      </w:r>
+      <w:r>
+        <w:t>/</w:t>
+      </w:r>
+      <w:r>
+        <w:t>清算事件，並建構</w:t>
+      </w:r>
+      <w:r>
+        <w:t xml:space="preserve"> MarketMicrostructure</w:t>
+      </w:r>
+      <w:r>
+        <w:t>，提供</w:t>
+      </w:r>
+      <w:r>
+        <w:t xml:space="preserve"> generate_market_summary_prompt() </w:t>
+      </w:r>
+      <w:r>
+        <w:t>輸出自然語言摘要</w:t>
+      </w:r>
+    </w:p>
+    <w:p>
+      <w:pPr>
+        <w:pStyle w:val="3"/>
+      </w:pPr>
+      <w:r>
+        <w:t xml:space="preserve">market_regime.py (827 </w:t>
+      </w:r>
+      <w:r>
+        <w:t>行</w:t>
+      </w:r>
+      <w:r>
+        <w:t>)</w:t>
+      </w:r>
+    </w:p>
+    <w:p>
+      <w:r>
+        <w:t>基於技術指標的市場體制自動識別，輸出結構化分析結果供策略層路由使用。</w:t>
+      </w:r>
+    </w:p>
+    <w:p>
       <w:r>
         <w:rPr>
           <w:b/>
         </w:rPr>
-        <w:t xml:space="preserve">枚舉類型</w:t>
-      </w:r>
-      <w:r>
-        <w:rPr/>
-        <w:t xml:space="preserve">:</w:t>
+        <w:t>枚舉類型</w:t>
+      </w:r>
+      <w:r>
+        <w:t>:</w:t>
       </w:r>
     </w:p>
     <w:p>
@@ -614,15 +862,12 @@
           <w:ilvl w:val="0"/>
           <w:numId w:val="5"/>
         </w:numPr>
-        <w:spacing w:lineRule="auto"/>
-      </w:pPr>
-      <w:r>
-        <w:rPr/>
-        <w:t xml:space="preserve">MarketRegime</w:t>
-      </w:r>
-      <w:r>
-        <w:rPr/>
-        <w:t xml:space="preserve"> (Enum): 市場體制（趨勢多頭、趨勢空頭、震盪、突破等）</w:t>
+      </w:pPr>
+      <w:r>
+        <w:t xml:space="preserve">MarketRegime (Enum): </w:t>
+      </w:r>
+      <w:r>
+        <w:t>市場體制（趨勢多頭、趨勢空頭、震盪、突破等）</w:t>
       </w:r>
     </w:p>
     <w:p>
@@ -631,15 +876,12 @@
           <w:ilvl w:val="0"/>
           <w:numId w:val="5"/>
         </w:numPr>
-        <w:spacing w:lineRule="auto"/>
-      </w:pPr>
-      <w:r>
-        <w:rPr/>
-        <w:t xml:space="preserve">VolatilityRegime</w:t>
-      </w:r>
-      <w:r>
-        <w:rPr/>
-        <w:t xml:space="preserve"> (Enum): 波動度體制（低波動、正常、高波動、極端）</w:t>
+      </w:pPr>
+      <w:r>
+        <w:t xml:space="preserve">VolatilityRegime (Enum): </w:t>
+      </w:r>
+      <w:r>
+        <w:t>波動度體制（低波動、正常、高波動、極端）</w:t>
       </w:r>
     </w:p>
     <w:p>
@@ -648,30 +890,23 @@
           <w:ilvl w:val="0"/>
           <w:numId w:val="5"/>
         </w:numPr>
-        <w:spacing w:lineRule="auto"/>
-      </w:pPr>
-      <w:r>
-        <w:rPr/>
-        <w:t xml:space="preserve">TrendStrength</w:t>
-      </w:r>
-      <w:r>
-        <w:rPr/>
-        <w:t xml:space="preserve"> (Enum): 趨勢強度分級</w:t>
-      </w:r>
-    </w:p>
-    <w:p>
-      <w:pPr>
-        <w:spacing w:lineRule="auto"/>
-      </w:pPr>
+      </w:pPr>
+      <w:r>
+        <w:t xml:space="preserve">TrendStrength (Enum): </w:t>
+      </w:r>
+      <w:r>
+        <w:t>趨勢強度分級</w:t>
+      </w:r>
+    </w:p>
+    <w:p>
       <w:r>
         <w:rPr>
           <w:b/>
         </w:rPr>
-        <w:t xml:space="preserve">資料模型</w:t>
-      </w:r>
-      <w:r>
-        <w:rPr/>
-        <w:t xml:space="preserve">:</w:t>
+        <w:t>資料模型</w:t>
+      </w:r>
+      <w:r>
+        <w:t>:</w:t>
       </w:r>
     </w:p>
     <w:p>
@@ -680,54 +915,29 @@
           <w:ilvl w:val="0"/>
           <w:numId w:val="6"/>
         </w:numPr>
-        <w:spacing w:lineRule="auto"/>
-      </w:pPr>
-      <w:r>
-        <w:rPr/>
-        <w:t xml:space="preserve">RegimeAnalysis</w:t>
-      </w:r>
-      <w:r>
-        <w:rPr/>
-        <w:t xml:space="preserve">: 體制分析結果，包含當前體制、波動度、趨勢強度、支撐阻力位、建議持倉方向等；提供 </w:t>
-      </w:r>
-      <w:r>
-        <w:rPr/>
-        <w:t xml:space="preserve">get_trading_recommendation()</w:t>
-      </w:r>
-      <w:r>
-        <w:rPr/>
-        <w:t xml:space="preserve">, </w:t>
-      </w:r>
-      <w:r>
-        <w:rPr/>
-        <w:t xml:space="preserve">to_prompt()</w:t>
-      </w:r>
-      <w:r>
-        <w:rPr/>
-        <w:t xml:space="preserve">, </w:t>
-      </w:r>
-      <w:r>
-        <w:rPr/>
-        <w:t xml:space="preserve">to_feature_vector()</w:t>
-      </w:r>
-      <w:r>
-        <w:rPr/>
-        <w:t xml:space="preserve"> 方法</w:t>
-      </w:r>
-    </w:p>
-    <w:p>
-      <w:pPr>
-        <w:spacing w:lineRule="auto"/>
-      </w:pPr>
+      </w:pPr>
+      <w:r>
+        <w:t xml:space="preserve">RegimeAnalysis: </w:t>
+      </w:r>
+      <w:r>
+        <w:t>體制分析結果，包含當前體制、波動度、趨勢強度、支撐阻力位、建議持倉方向等；提供</w:t>
+      </w:r>
+      <w:r>
+        <w:t xml:space="preserve"> get_trading_recommendation(), to_prompt(), to_feature_vector() </w:t>
+      </w:r>
+      <w:r>
+        <w:t>方法</w:t>
+      </w:r>
+    </w:p>
+    <w:p>
       <w:r>
         <w:rPr>
           <w:b/>
         </w:rPr>
-        <w:t xml:space="preserve">核心類別</w:t>
-      </w:r>
-      <w:r>
-        <w:rPr/>
-        <w:t xml:space="preserve">:</w:t>
+        <w:t>核心類別</w:t>
+      </w:r>
+      <w:r>
+        <w:t>:</w:t>
       </w:r>
     </w:p>
     <w:p>
@@ -736,55 +946,36 @@
           <w:ilvl w:val="0"/>
           <w:numId w:val="7"/>
         </w:numPr>
-        <w:spacing w:lineRule="auto"/>
-      </w:pPr>
-      <w:r>
-        <w:rPr/>
-        <w:t xml:space="preserve">MarketRegimeDetector</w:t>
-      </w:r>
-      <w:r>
-        <w:rPr/>
-        <w:t xml:space="preserve">: 輸入 K 線，計算 ATR / ADX / EMA，輸出 </w:t>
-      </w:r>
-      <w:r>
-        <w:rPr/>
-        <w:t xml:space="preserve">RegimeAnalysis</w:t>
-      </w:r>
-      <w:r>
-        <w:rPr/>
-        <w:t xml:space="preserve">；內部透過 </w:t>
-      </w:r>
-      <w:r>
-        <w:rPr/>
-        <w:t xml:space="preserve">_analyze_trend()</w:t>
-      </w:r>
-      <w:r>
-        <w:rPr/>
-        <w:t xml:space="preserve">, </w:t>
-      </w:r>
-      <w:r>
-        <w:rPr/>
-        <w:t xml:space="preserve">_classify_volatility()</w:t>
-      </w:r>
-      <w:r>
-        <w:rPr/>
-        <w:t xml:space="preserve">, </w:t>
-      </w:r>
-      <w:r>
-        <w:rPr/>
-        <w:t xml:space="preserve">_find_support_resistance()</w:t>
-      </w:r>
-      <w:r>
-        <w:rPr/>
-        <w:t xml:space="preserve">, </w:t>
-      </w:r>
-      <w:r>
-        <w:rPr/>
-        <w:t xml:space="preserve">_classify_regime()</w:t>
-      </w:r>
-      <w:r>
-        <w:rPr/>
-        <w:t xml:space="preserve"> 等流程完成分析</w:t>
+      </w:pPr>
+      <w:r>
+        <w:t xml:space="preserve">MarketRegimeDetector: </w:t>
+      </w:r>
+      <w:r>
+        <w:t>輸入</w:t>
+      </w:r>
+      <w:r>
+        <w:t xml:space="preserve"> K </w:t>
+      </w:r>
+      <w:r>
+        <w:t>線，計算</w:t>
+      </w:r>
+      <w:r>
+        <w:t xml:space="preserve"> ATR / ADX / EMA</w:t>
+      </w:r>
+      <w:r>
+        <w:t>，輸出</w:t>
+      </w:r>
+      <w:r>
+        <w:t xml:space="preserve"> RegimeAnalysis</w:t>
+      </w:r>
+      <w:r>
+        <w:t>；內部透過</w:t>
+      </w:r>
+      <w:r>
+        <w:t xml:space="preserve"> _analyze_trend(), _classify_volatility(), _find_support_resistance(), _classify_regime() </w:t>
+      </w:r>
+      <w:r>
+        <w:t>等流程完成分析</w:t>
       </w:r>
     </w:p>
     <w:p>
@@ -793,727 +984,725 @@
           <w:ilvl w:val="0"/>
           <w:numId w:val="7"/>
         </w:numPr>
-        <w:spacing w:lineRule="auto"/>
-      </w:pPr>
-      <w:r>
-        <w:rPr/>
-        <w:t xml:space="preserve">RegimeBasedStrategySelector</w:t>
-      </w:r>
-      <w:r>
-        <w:rPr/>
-        <w:t xml:space="preserve">: 接收 </w:t>
-      </w:r>
-      <w:r>
-        <w:rPr/>
-        <w:t xml:space="preserve">RegimeAnalysis</w:t>
-      </w:r>
-      <w:r>
-        <w:rPr/>
-        <w:t xml:space="preserve">，輸出適合當前體制的策略建議字典（含波動度調整係數）</w:t>
-      </w:r>
-    </w:p>
-    <w:p>
-      <w:pPr>
-        <w:pStyle w:val="Heading2"/>
-        <w:spacing w:lineRule="auto"/>
-      </w:pPr>
-      <w:r>
-        <w:rPr/>
-        <w:t xml:space="preserve">子模組索引</w:t>
+      </w:pPr>
+      <w:r>
+        <w:t xml:space="preserve">RegimeBasedStrategySelector: </w:t>
+      </w:r>
+      <w:r>
+        <w:t>接收</w:t>
+      </w:r>
+      <w:r>
+        <w:t xml:space="preserve"> RegimeAnalysis</w:t>
+      </w:r>
+      <w:r>
+        <w:t>，輸出適合當前體制的策略建議</w:t>
+      </w:r>
+      <w:r>
+        <w:lastRenderedPageBreak/>
+        <w:t>字典（含波動度調整係數）</w:t>
+      </w:r>
+    </w:p>
+    <w:p>
+      <w:pPr>
+        <w:pStyle w:val="2"/>
+      </w:pPr>
+      <w:r>
+        <w:t>子模組索引</w:t>
       </w:r>
     </w:p>
     <w:tbl>
       <w:tblPr>
+        <w:tblW w:w="0" w:type="auto"/>
+        <w:jc w:val="center"/>
+        <w:tblCellSpacing w:w="0" w:type="dxa"/>
         <w:tblBorders>
           <w:top w:val="single" w:sz="2" w:space="0" w:color="000000"/>
+          <w:left w:val="single" w:sz="2" w:space="0" w:color="000000"/>
           <w:bottom w:val="single" w:sz="2" w:space="0" w:color="000000"/>
-          <w:left w:val="single" w:sz="2" w:space="0" w:color="000000"/>
           <w:right w:val="single" w:sz="2" w:space="0" w:color="000000"/>
         </w:tblBorders>
-        <w:tblCellSpacing w:w="0" w:type="dxa"/>
         <w:tblCellMar>
-          <w:top w:type="dxa" w:w="80"/>
-          <w:bottom w:type="dxa" w:w="80"/>
-          <w:left w:type="dxa" w:w="160"/>
-          <w:right w:type="dxa" w:w="160"/>
+          <w:top w:w="80" w:type="dxa"/>
+          <w:left w:w="160" w:type="dxa"/>
+          <w:bottom w:w="80" w:type="dxa"/>
+          <w:right w:w="160" w:type="dxa"/>
         </w:tblCellMar>
-        <w:jc w:val="center"/>
+        <w:tblLook w:val="04A0" w:firstRow="1" w:lastRow="0" w:firstColumn="1" w:lastColumn="0" w:noHBand="0" w:noVBand="1"/>
       </w:tblPr>
       <w:tblGrid>
-        <w:gridCol w:w="2880"/>
-        <w:gridCol w:w="2880"/>
-        <w:gridCol w:w="2880"/>
+        <w:gridCol w:w="1461"/>
+        <w:gridCol w:w="4777"/>
+        <w:gridCol w:w="2726"/>
       </w:tblGrid>
       <w:tr>
-        <w:trPr/>
+        <w:trPr>
+          <w:tblCellSpacing w:w="0" w:type="dxa"/>
+          <w:jc w:val="center"/>
+        </w:trPr>
         <w:tc>
           <w:tcPr>
+            <w:tcW w:w="0" w:type="auto"/>
             <w:tcBorders>
               <w:top w:val="single" w:sz="1" w:space="0" w:color="000000"/>
+              <w:left w:val="single" w:sz="1" w:space="0" w:color="000000"/>
               <w:bottom w:val="single" w:sz="1" w:space="0" w:color="000000"/>
-              <w:left w:val="single" w:sz="1" w:space="0" w:color="000000"/>
               <w:right w:val="single" w:sz="1" w:space="0" w:color="000000"/>
             </w:tcBorders>
           </w:tcPr>
           <w:p>
-            <w:pPr>
-              <w:spacing w:lineRule="auto"/>
-            </w:pPr>
             <w:r>
-              <w:rPr/>
-              <w:t xml:space="preserve">子模組</w:t>
+              <w:t>子模組</w:t>
             </w:r>
           </w:p>
         </w:tc>
         <w:tc>
           <w:tcPr>
+            <w:tcW w:w="0" w:type="auto"/>
             <w:tcBorders>
               <w:top w:val="single" w:sz="1" w:space="0" w:color="000000"/>
+              <w:left w:val="single" w:sz="1" w:space="0" w:color="000000"/>
               <w:bottom w:val="single" w:sz="1" w:space="0" w:color="000000"/>
-              <w:left w:val="single" w:sz="1" w:space="0" w:color="000000"/>
               <w:right w:val="single" w:sz="1" w:space="0" w:color="000000"/>
             </w:tcBorders>
           </w:tcPr>
           <w:p>
-            <w:pPr>
-              <w:spacing w:lineRule="auto"/>
-            </w:pPr>
             <w:r>
-              <w:rPr/>
-              <w:t xml:space="preserve">職責概述</w:t>
+              <w:t>職責概述</w:t>
             </w:r>
           </w:p>
         </w:tc>
         <w:tc>
           <w:tcPr>
+            <w:tcW w:w="0" w:type="auto"/>
             <w:tcBorders>
               <w:top w:val="single" w:sz="1" w:space="0" w:color="000000"/>
+              <w:left w:val="single" w:sz="1" w:space="0" w:color="000000"/>
               <w:bottom w:val="single" w:sz="1" w:space="0" w:color="000000"/>
-              <w:left w:val="single" w:sz="1" w:space="0" w:color="000000"/>
               <w:right w:val="single" w:sz="1" w:space="0" w:color="000000"/>
             </w:tcBorders>
           </w:tcPr>
           <w:p>
-            <w:pPr>
-              <w:spacing w:lineRule="auto"/>
-            </w:pPr>
             <w:r>
-              <w:rPr/>
-              <w:t xml:space="preserve">文檔</w:t>
+              <w:t>文檔</w:t>
             </w:r>
           </w:p>
         </w:tc>
       </w:tr>
-      <w:tblGrid>
-        <w:gridCol w:w="2880"/>
-        <w:gridCol w:w="2880"/>
-        <w:gridCol w:w="2880"/>
-      </w:tblGrid>
       <w:tr>
-        <w:trPr/>
+        <w:trPr>
+          <w:tblCellSpacing w:w="0" w:type="dxa"/>
+          <w:jc w:val="center"/>
+        </w:trPr>
         <w:tc>
           <w:tcPr>
+            <w:tcW w:w="0" w:type="auto"/>
             <w:tcBorders>
               <w:top w:val="single" w:sz="1" w:space="0" w:color="000000"/>
+              <w:left w:val="single" w:sz="1" w:space="0" w:color="000000"/>
               <w:bottom w:val="single" w:sz="1" w:space="0" w:color="000000"/>
-              <w:left w:val="single" w:sz="1" w:space="0" w:color="000000"/>
               <w:right w:val="single" w:sz="1" w:space="0" w:color="000000"/>
             </w:tcBorders>
           </w:tcPr>
           <w:p>
-            <w:pPr>
-              <w:spacing w:lineRule="auto"/>
-            </w:pPr>
             <w:r>
               <w:rPr>
                 <w:highlight w:val="lightGray"/>
               </w:rPr>
-              <w:t xml:space="preserve">news/</w:t>
+              <w:t>news/</w:t>
             </w:r>
           </w:p>
         </w:tc>
         <w:tc>
           <w:tcPr>
+            <w:tcW w:w="0" w:type="auto"/>
             <w:tcBorders>
               <w:top w:val="single" w:sz="1" w:space="0" w:color="000000"/>
+              <w:left w:val="single" w:sz="1" w:space="0" w:color="000000"/>
               <w:bottom w:val="single" w:sz="1" w:space="0" w:color="000000"/>
-              <w:left w:val="single" w:sz="1" w:space="0" w:color="000000"/>
               <w:right w:val="single" w:sz="1" w:space="0" w:color="000000"/>
             </w:tcBorders>
           </w:tcPr>
           <w:p>
-            <w:pPr>
-              <w:spacing w:lineRule="auto"/>
-            </w:pPr>
             <w:r>
-              <w:rPr/>
-              <w:t xml:space="preserve">新聞抓取、情緒分析、事件偵測、RLHF 預測驗證循環</w:t>
+              <w:t>新聞抓取、情緒分析、事件偵測、</w:t>
+            </w:r>
+            <w:r>
+              <w:t xml:space="preserve">RLHF </w:t>
+            </w:r>
+            <w:r>
+              <w:t>預測驗證循環</w:t>
             </w:r>
           </w:p>
         </w:tc>
         <w:tc>
           <w:tcPr>
+            <w:tcW w:w="0" w:type="auto"/>
             <w:tcBorders>
               <w:top w:val="single" w:sz="1" w:space="0" w:color="000000"/>
+              <w:left w:val="single" w:sz="1" w:space="0" w:color="000000"/>
               <w:bottom w:val="single" w:sz="1" w:space="0" w:color="000000"/>
-              <w:left w:val="single" w:sz="1" w:space="0" w:color="000000"/>
               <w:right w:val="single" w:sz="1" w:space="0" w:color="000000"/>
             </w:tcBorders>
           </w:tcPr>
           <w:p>
-            <w:pPr>
-              <w:spacing w:lineRule="auto"/>
-            </w:pPr>
-            <w:hyperlink r:id="rId12">
+            <w:hyperlink r:id="rId5">
               <w:r>
                 <w:rPr>
-                  <w:rStyle w:val="Hyperlink"/>
+                  <w:rStyle w:val="a3"/>
                 </w:rPr>
-                <w:t xml:space="preserve">news/README.md</w:t>
+                <w:t>news/README.md</w:t>
               </w:r>
             </w:hyperlink>
           </w:p>
         </w:tc>
       </w:tr>
       <w:tr>
-        <w:trPr/>
+        <w:trPr>
+          <w:tblCellSpacing w:w="0" w:type="dxa"/>
+          <w:jc w:val="center"/>
+        </w:trPr>
         <w:tc>
           <w:tcPr>
+            <w:tcW w:w="0" w:type="auto"/>
             <w:tcBorders>
               <w:top w:val="single" w:sz="1" w:space="0" w:color="000000"/>
+              <w:left w:val="single" w:sz="1" w:space="0" w:color="000000"/>
               <w:bottom w:val="single" w:sz="1" w:space="0" w:color="000000"/>
-              <w:left w:val="single" w:sz="1" w:space="0" w:color="000000"/>
               <w:right w:val="single" w:sz="1" w:space="0" w:color="000000"/>
             </w:tcBorders>
           </w:tcPr>
           <w:p>
-            <w:pPr>
-              <w:spacing w:lineRule="auto"/>
-            </w:pPr>
             <w:r>
               <w:rPr>
                 <w:highlight w:val="lightGray"/>
               </w:rPr>
-              <w:t xml:space="preserve">keywords/</w:t>
+              <w:t>keywords/</w:t>
             </w:r>
           </w:p>
         </w:tc>
         <w:tc>
           <w:tcPr>
+            <w:tcW w:w="0" w:type="auto"/>
             <w:tcBorders>
               <w:top w:val="single" w:sz="1" w:space="0" w:color="000000"/>
+              <w:left w:val="single" w:sz="1" w:space="0" w:color="000000"/>
               <w:bottom w:val="single" w:sz="1" w:space="0" w:color="000000"/>
-              <w:left w:val="single" w:sz="1" w:space="0" w:color="000000"/>
               <w:right w:val="single" w:sz="1" w:space="0" w:color="000000"/>
             </w:tcBorders>
           </w:tcPr>
           <w:p>
-            <w:pPr>
-              <w:spacing w:lineRule="auto"/>
-            </w:pPr>
             <w:r>
-              <w:rPr/>
-              <w:t xml:space="preserve">關鍵字動態管理、RLHF 權重學習、文字匹配評分</w:t>
+              <w:t>關鍵字動態管理、</w:t>
+            </w:r>
+            <w:r>
+              <w:t xml:space="preserve">RLHF </w:t>
+            </w:r>
+            <w:r>
+              <w:t>權重學習、文字匹配評分</w:t>
             </w:r>
           </w:p>
         </w:tc>
         <w:tc>
           <w:tcPr>
+            <w:tcW w:w="0" w:type="auto"/>
             <w:tcBorders>
               <w:top w:val="single" w:sz="1" w:space="0" w:color="000000"/>
+              <w:left w:val="single" w:sz="1" w:space="0" w:color="000000"/>
               <w:bottom w:val="single" w:sz="1" w:space="0" w:color="000000"/>
-              <w:left w:val="single" w:sz="1" w:space="0" w:color="000000"/>
               <w:right w:val="single" w:sz="1" w:space="0" w:color="000000"/>
             </w:tcBorders>
           </w:tcPr>
           <w:p>
-            <w:pPr>
-              <w:spacing w:lineRule="auto"/>
-            </w:pPr>
-            <w:hyperlink r:id="rId13">
+            <w:hyperlink r:id="rId6">
               <w:r>
                 <w:rPr>
-                  <w:rStyle w:val="Hyperlink"/>
+                  <w:rStyle w:val="a3"/>
                 </w:rPr>
-                <w:t xml:space="preserve">keywords/README.md</w:t>
+                <w:t>keywords/README.md</w:t>
               </w:r>
             </w:hyperlink>
           </w:p>
         </w:tc>
       </w:tr>
       <w:tr>
-        <w:trPr/>
+        <w:trPr>
+          <w:tblCellSpacing w:w="0" w:type="dxa"/>
+          <w:jc w:val="center"/>
+        </w:trPr>
         <w:tc>
           <w:tcPr>
+            <w:tcW w:w="0" w:type="auto"/>
             <w:tcBorders>
               <w:top w:val="single" w:sz="1" w:space="0" w:color="000000"/>
+              <w:left w:val="single" w:sz="1" w:space="0" w:color="000000"/>
               <w:bottom w:val="single" w:sz="1" w:space="0" w:color="000000"/>
-              <w:left w:val="single" w:sz="1" w:space="0" w:color="000000"/>
               <w:right w:val="single" w:sz="1" w:space="0" w:color="000000"/>
             </w:tcBorders>
           </w:tcPr>
           <w:p>
-            <w:pPr>
-              <w:spacing w:lineRule="auto"/>
-            </w:pPr>
             <w:r>
               <w:rPr>
                 <w:highlight w:val="lightGray"/>
               </w:rPr>
-              <w:t xml:space="preserve">daily_report/</w:t>
+              <w:t>daily_report/</w:t>
             </w:r>
           </w:p>
         </w:tc>
         <w:tc>
           <w:tcPr>
+            <w:tcW w:w="0" w:type="auto"/>
             <w:tcBorders>
               <w:top w:val="single" w:sz="1" w:space="0" w:color="000000"/>
+              <w:left w:val="single" w:sz="1" w:space="0" w:color="000000"/>
               <w:bottom w:val="single" w:sz="1" w:space="0" w:color="000000"/>
-              <w:left w:val="single" w:sz="1" w:space="0" w:color="000000"/>
               <w:right w:val="single" w:sz="1" w:space="0" w:color="000000"/>
             </w:tcBorders>
           </w:tcPr>
           <w:p>
-            <w:pPr>
-              <w:spacing w:lineRule="auto"/>
-            </w:pPr>
             <w:r>
-              <w:rPr/>
-              <w:t xml:space="preserve">每日市場分析報告自動生成（宏觀/技術/情緒/策略/風控）</w:t>
+              <w:t>每日市場分析報告自動生成（宏觀</w:t>
+            </w:r>
+            <w:r>
+              <w:t>/</w:t>
+            </w:r>
+            <w:r>
+              <w:t>技術</w:t>
+            </w:r>
+            <w:r>
+              <w:t>/</w:t>
+            </w:r>
+            <w:r>
+              <w:t>情緒</w:t>
+            </w:r>
+            <w:r>
+              <w:t>/</w:t>
+            </w:r>
+            <w:r>
+              <w:t>策略</w:t>
+            </w:r>
+            <w:r>
+              <w:t>/</w:t>
+            </w:r>
+            <w:r>
+              <w:t>風控）</w:t>
             </w:r>
           </w:p>
         </w:tc>
         <w:tc>
           <w:tcPr>
+            <w:tcW w:w="0" w:type="auto"/>
             <w:tcBorders>
               <w:top w:val="single" w:sz="1" w:space="0" w:color="000000"/>
+              <w:left w:val="single" w:sz="1" w:space="0" w:color="000000"/>
               <w:bottom w:val="single" w:sz="1" w:space="0" w:color="000000"/>
-              <w:left w:val="single" w:sz="1" w:space="0" w:color="000000"/>
               <w:right w:val="single" w:sz="1" w:space="0" w:color="000000"/>
             </w:tcBorders>
           </w:tcPr>
           <w:p>
-            <w:pPr>
-              <w:spacing w:lineRule="auto"/>
-            </w:pPr>
-            <w:hyperlink r:id="rId14">
+            <w:hyperlink r:id="rId7">
               <w:r>
                 <w:rPr>
-                  <w:rStyle w:val="Hyperlink"/>
+                  <w:rStyle w:val="a3"/>
                 </w:rPr>
-                <w:t xml:space="preserve">daily_report/README.md</w:t>
+                <w:t>daily_report/README.md</w:t>
               </w:r>
             </w:hyperlink>
           </w:p>
         </w:tc>
       </w:tr>
     </w:tbl>
-    <w:p>
-      <w:pPr>
-        <w:spacing w:lineRule="auto"/>
-      </w:pPr>
-      <w:r>
-        <w:rPr/>
-      </w:r>
-    </w:p>
-    <w:p>
-      <w:pPr>
-        <w:pStyle w:val="Heading2"/>
-        <w:spacing w:lineRule="auto"/>
-      </w:pPr>
-      <w:r>
-        <w:rPr/>
-        <w:t xml:space="preserve">導出 API</w:t>
-      </w:r>
-    </w:p>
-    <w:p>
-      <w:pPr>
-        <w:spacing w:lineRule="auto"/>
-      </w:pPr>
-      <w:r>
-        <w:rPr/>
-        <w:t xml:space="preserve">__init__.py</w:t>
-      </w:r>
-      <w:r>
-        <w:rPr/>
-        <w:t xml:space="preserve"> 將所有子模組的公開介面統一匯出，完整清單如下：</w:t>
-      </w:r>
-    </w:p>
-    <w:p>
-      <w:pPr>
-        <w:spacing w:lineRule="auto"/>
-      </w:pPr>
-      <w:r>
-        <w:rPr>
-          <w:rFonts w:ascii="Courier" w:hAnsi="Courier"/>
-        </w:rPr>
-        <w:t xml:space="preserve">from</w:t>
-      </w:r>
-      <w:r>
-        <w:rPr>
-          <w:rFonts w:ascii="Courier" w:hAnsi="Courier"/>
-        </w:rPr>
-        <w:t xml:space="preserve"> bioneuronai.analysis </w:t>
-      </w:r>
-      <w:r>
-        <w:rPr>
-          <w:rFonts w:ascii="Courier" w:hAnsi="Courier"/>
-        </w:rPr>
-        <w:t xml:space="preserve">import</w:t>
-      </w:r>
-      <w:r>
-        <w:rPr>
-          <w:rFonts w:ascii="Courier" w:hAnsi="Courier"/>
-        </w:rPr>
-        <w:t xml:space="preserve"> (     </w:t>
-      </w:r>
-      <w:r>
-        <w:rPr>
-          <w:rFonts w:ascii="Courier" w:hAnsi="Courier"/>
-        </w:rPr>
-        <w:t xml:space="preserve"># ── 每日報告 ──────────────────────────────────────────</w:t>
-      </w:r>
-      <w:r>
-        <w:rPr>
-          <w:rFonts w:ascii="Courier" w:hAnsi="Courier"/>
-        </w:rPr>
-        <w:t xml:space="preserve">     SOPAutomationSystem,        </w:t>
-      </w:r>
-      <w:r>
-        <w:rPr>
-          <w:rFonts w:ascii="Courier" w:hAnsi="Courier"/>
-        </w:rPr>
-        <w:t xml:space="preserve"># SOP 自動化主流程</w:t>
-      </w:r>
-      <w:r>
-        <w:rPr>
-          <w:rFonts w:ascii="Courier" w:hAnsi="Courier"/>
-        </w:rPr>
-        <w:t xml:space="preserve">     MarketEnvironmentCheck,     </w:t>
-      </w:r>
-      <w:r>
-        <w:rPr>
-          <w:rFonts w:ascii="Courier" w:hAnsi="Courier"/>
-        </w:rPr>
-        <w:t xml:space="preserve"># 市場環境檢查</w:t>
-      </w:r>
-      <w:r>
-        <w:rPr>
-          <w:rFonts w:ascii="Courier" w:hAnsi="Courier"/>
-        </w:rPr>
-        <w:t xml:space="preserve">     TradingPlanCheck,           </w:t>
-      </w:r>
-      <w:r>
-        <w:rPr>
-          <w:rFonts w:ascii="Courier" w:hAnsi="Courier"/>
-        </w:rPr>
-        <w:t xml:space="preserve"># 交易計劃檢查</w:t>
-      </w:r>
-      <w:r>
-        <w:rPr>
-          <w:rFonts w:ascii="Courier" w:hAnsi="Courier"/>
-        </w:rPr>
-        <w:t xml:space="preserve">     MarketCondition,            </w:t>
-      </w:r>
-      <w:r>
-        <w:rPr>
-          <w:rFonts w:ascii="Courier" w:hAnsi="Courier"/>
-        </w:rPr>
-        <w:t xml:space="preserve"># 市場狀況模型</w:t>
-      </w:r>
-      <w:r>
-        <w:rPr>
-          <w:rFonts w:ascii="Courier" w:hAnsi="Courier"/>
-        </w:rPr>
-        <w:t xml:space="preserve">     StrategyPerformance,        </w:t>
-      </w:r>
-      <w:r>
-        <w:rPr>
-          <w:rFonts w:ascii="Courier" w:hAnsi="Courier"/>
-        </w:rPr>
-        <w:t xml:space="preserve"># 策略表現模型</w:t>
-      </w:r>
-      <w:r>
-        <w:rPr>
-          <w:rFonts w:ascii="Courier" w:hAnsi="Courier"/>
-        </w:rPr>
-        <w:t xml:space="preserve">     RiskParameters,             </w:t>
-      </w:r>
-      <w:r>
-        <w:rPr>
-          <w:rFonts w:ascii="Courier" w:hAnsi="Courier"/>
-        </w:rPr>
-        <w:t xml:space="preserve"># 風險參數模型</w:t>
-      </w:r>
-      <w:r>
-        <w:rPr>
-          <w:rFonts w:ascii="Courier" w:hAnsi="Courier"/>
-        </w:rPr>
-        <w:t xml:space="preserve">     TradingPairsPriority,       </w:t>
-      </w:r>
-      <w:r>
-        <w:rPr>
-          <w:rFonts w:ascii="Courier" w:hAnsi="Courier"/>
-        </w:rPr>
-        <w:t xml:space="preserve"># 交易對優先序模型</w:t>
-      </w:r>
-      <w:r>
-        <w:rPr>
-          <w:rFonts w:ascii="Courier" w:hAnsi="Courier"/>
-        </w:rPr>
-        <w:t xml:space="preserve">     DailyReport,                </w:t>
-      </w:r>
-      <w:r>
-        <w:rPr>
-          <w:rFonts w:ascii="Courier" w:hAnsi="Courier"/>
-        </w:rPr>
-        <w:t xml:space="preserve"># 每日報告模型</w:t>
-      </w:r>
-      <w:r>
-        <w:rPr>
-          <w:rFonts w:ascii="Courier" w:hAnsi="Courier"/>
-        </w:rPr>
-        <w:t xml:space="preserve"># ── 關鍵字系統 ────────────────────────────────────────</w:t>
-      </w:r>
-      <w:r>
-        <w:rPr>
-          <w:rFonts w:ascii="Courier" w:hAnsi="Courier"/>
-        </w:rPr>
-        <w:t xml:space="preserve">     Keyword,                    </w:t>
-      </w:r>
-      <w:r>
-        <w:rPr>
-          <w:rFonts w:ascii="Courier" w:hAnsi="Courier"/>
-        </w:rPr>
-        <w:t xml:space="preserve"># 關鍵字資料模型</w:t>
-      </w:r>
-      <w:r>
-        <w:rPr>
-          <w:rFonts w:ascii="Courier" w:hAnsi="Courier"/>
-        </w:rPr>
-        <w:t xml:space="preserve">     KeywordMatch,               </w:t>
-      </w:r>
-      <w:r>
-        <w:rPr>
-          <w:rFonts w:ascii="Courier" w:hAnsi="Courier"/>
-        </w:rPr>
-        <w:t xml:space="preserve"># 匹配結果模型</w:t>
-      </w:r>
-      <w:r>
-        <w:rPr>
-          <w:rFonts w:ascii="Courier" w:hAnsi="Courier"/>
-        </w:rPr>
-        <w:t xml:space="preserve">     PredictionRecord,           </w:t>
-      </w:r>
-      <w:r>
-        <w:rPr>
-          <w:rFonts w:ascii="Courier" w:hAnsi="Courier"/>
-        </w:rPr>
-        <w:t xml:space="preserve"># 預測記錄模型</w:t>
-      </w:r>
-      <w:r>
-        <w:rPr>
-          <w:rFonts w:ascii="Courier" w:hAnsi="Courier"/>
-        </w:rPr>
-        <w:t xml:space="preserve">     KeywordLoader,              </w:t>
-      </w:r>
-      <w:r>
-        <w:rPr>
-          <w:rFonts w:ascii="Courier" w:hAnsi="Courier"/>
-        </w:rPr>
-        <w:t xml:space="preserve"># JSON 載入器</w:t>
-      </w:r>
-      <w:r>
-        <w:rPr>
-          <w:rFonts w:ascii="Courier" w:hAnsi="Courier"/>
-        </w:rPr>
-        <w:t xml:space="preserve">     KeywordManager,             </w:t>
-      </w:r>
-      <w:r>
-        <w:rPr>
-          <w:rFonts w:ascii="Courier" w:hAnsi="Courier"/>
-        </w:rPr>
-        <w:t xml:space="preserve"># 核心管理器 (Singleton)</w:t>
-      </w:r>
-      <w:r>
-        <w:rPr>
-          <w:rFonts w:ascii="Courier" w:hAnsi="Courier"/>
-        </w:rPr>
-        <w:t xml:space="preserve">     get_keyword_manager,        </w:t>
-      </w:r>
-      <w:r>
-        <w:rPr>
-          <w:rFonts w:ascii="Courier" w:hAnsi="Courier"/>
-        </w:rPr>
-        <w:t xml:space="preserve"># Singleton 工廠函數</w:t>
-      </w:r>
-      <w:r>
-        <w:rPr>
-          <w:rFonts w:ascii="Courier" w:hAnsi="Courier"/>
-        </w:rPr>
-        <w:t xml:space="preserve">     MarketKeywords,             </w:t>
-      </w:r>
-      <w:r>
-        <w:rPr>
-          <w:rFonts w:ascii="Courier" w:hAnsi="Courier"/>
-        </w:rPr>
-        <w:t xml:space="preserve"># 靜態包裝類（推薦使用）</w:t>
-      </w:r>
-      <w:r>
-        <w:rPr>
-          <w:rFonts w:ascii="Courier" w:hAnsi="Courier"/>
-        </w:rPr>
-        <w:t xml:space="preserve">     KeywordLearner,             </w:t>
-      </w:r>
-      <w:r>
-        <w:rPr>
-          <w:rFonts w:ascii="Courier" w:hAnsi="Courier"/>
-        </w:rPr>
-        <w:t xml:space="preserve"># RLHF 學習器</w:t>
-      </w:r>
-      <w:r>
-        <w:rPr>
-          <w:rFonts w:ascii="Courier" w:hAnsi="Courier"/>
-        </w:rPr>
-        <w:t xml:space="preserve"># ── 新聞分析 ──────────────────────────────────────────</w:t>
-      </w:r>
-      <w:r>
-        <w:rPr>
-          <w:rFonts w:ascii="Courier" w:hAnsi="Courier"/>
-        </w:rPr>
-        <w:t xml:space="preserve">     CryptoNewsAnalyzer,         </w:t>
-      </w:r>
-      <w:r>
-        <w:rPr>
-          <w:rFonts w:ascii="Courier" w:hAnsi="Courier"/>
-        </w:rPr>
-        <w:t xml:space="preserve"># 新聞分析器 (Singleton)</w:t>
-      </w:r>
-      <w:r>
-        <w:rPr>
-          <w:rFonts w:ascii="Courier" w:hAnsi="Courier"/>
-        </w:rPr>
-        <w:t xml:space="preserve">     get_news_analyzer,          </w:t>
-      </w:r>
-      <w:r>
-        <w:rPr>
-          <w:rFonts w:ascii="Courier" w:hAnsi="Courier"/>
-        </w:rPr>
-        <w:t xml:space="preserve"># Singleton 工廠函數</w:t>
-      </w:r>
-      <w:r>
-        <w:rPr>
-          <w:rFonts w:ascii="Courier" w:hAnsi="Courier"/>
-        </w:rPr>
-        <w:t xml:space="preserve">     NewsArticle,                </w:t>
-      </w:r>
-      <w:r>
-        <w:rPr>
-          <w:rFonts w:ascii="Courier" w:hAnsi="Courier"/>
-        </w:rPr>
-        <w:t xml:space="preserve"># 新聞文章模型</w:t>
-      </w:r>
-      <w:r>
-        <w:rPr>
-          <w:rFonts w:ascii="Courier" w:hAnsi="Courier"/>
-        </w:rPr>
-        <w:t xml:space="preserve">     NewsAnalysisResult,         </w:t>
-      </w:r>
-      <w:r>
-        <w:rPr>
-          <w:rFonts w:ascii="Courier" w:hAnsi="Courier"/>
-        </w:rPr>
-        <w:t xml:space="preserve"># 分析結果模型</w:t>
-      </w:r>
-      <w:r>
-        <w:rPr>
-          <w:rFonts w:ascii="Courier" w:hAnsi="Courier"/>
-        </w:rPr>
-        <w:t xml:space="preserve">     RuleBasedEvaluator,         </w:t>
-      </w:r>
-      <w:r>
-        <w:rPr>
-          <w:rFonts w:ascii="Courier" w:hAnsi="Courier"/>
-        </w:rPr>
-        <w:t xml:space="preserve"># 規則式事件評估器</w:t>
-      </w:r>
-      <w:r>
-        <w:rPr>
-          <w:rFonts w:ascii="Courier" w:hAnsi="Courier"/>
-        </w:rPr>
-        <w:t xml:space="preserve">     get_rule_evaluator,         </w:t>
-      </w:r>
-      <w:r>
-        <w:rPr>
-          <w:rFonts w:ascii="Courier" w:hAnsi="Courier"/>
-        </w:rPr>
-        <w:t xml:space="preserve"># Singleton 工廠函數</w:t>
-      </w:r>
-      <w:r>
-        <w:rPr>
-          <w:rFonts w:ascii="Courier" w:hAnsi="Courier"/>
-        </w:rPr>
-        <w:t xml:space="preserve">     NewsPredictionLoop,         </w:t>
-      </w:r>
-      <w:r>
-        <w:rPr>
-          <w:rFonts w:ascii="Courier" w:hAnsi="Courier"/>
-        </w:rPr>
-        <w:t xml:space="preserve"># RLHF 預測驗證循環</w:t>
-      </w:r>
-      <w:r>
-        <w:rPr>
-          <w:rFonts w:ascii="Courier" w:hAnsi="Courier"/>
-        </w:rPr>
-        <w:t xml:space="preserve"># ── 特徵工程 ──────────────────────────────────────────</w:t>
-      </w:r>
-      <w:r>
-        <w:rPr>
-          <w:rFonts w:ascii="Courier" w:hAnsi="Courier"/>
-        </w:rPr>
-        <w:t xml:space="preserve">     VolumeProfile,              </w:t>
-      </w:r>
-      <w:r>
-        <w:rPr>
-          <w:rFonts w:ascii="Courier" w:hAnsi="Courier"/>
-        </w:rPr>
-        <w:t xml:space="preserve"># 成交量分布結果</w:t>
-      </w:r>
-      <w:r>
-        <w:rPr>
-          <w:rFonts w:ascii="Courier" w:hAnsi="Courier"/>
-        </w:rPr>
-        <w:t xml:space="preserve">     VolumeProfileLevel,         </w:t>
-      </w:r>
-      <w:r>
-        <w:rPr>
-          <w:rFonts w:ascii="Courier" w:hAnsi="Courier"/>
-        </w:rPr>
-        <w:t xml:space="preserve"># 單一價位成交量資料</w:t>
-      </w:r>
-      <w:r>
-        <w:rPr>
-          <w:rFonts w:ascii="Courier" w:hAnsi="Courier"/>
-        </w:rPr>
-        <w:t xml:space="preserve">     VolumeProfileCalculator,    </w:t>
-      </w:r>
-      <w:r>
-        <w:rPr>
-          <w:rFonts w:ascii="Courier" w:hAnsi="Courier"/>
-        </w:rPr>
-        <w:t xml:space="preserve"># 成交量分布計算器</w:t>
-      </w:r>
-      <w:r>
-        <w:rPr>
-          <w:rFonts w:ascii="Courier" w:hAnsi="Courier"/>
-        </w:rPr>
-        <w:t xml:space="preserve">     LiquidationCluster,         </w:t>
-      </w:r>
-      <w:r>
-        <w:rPr>
-          <w:rFonts w:ascii="Courier" w:hAnsi="Courier"/>
-        </w:rPr>
-        <w:t xml:space="preserve"># 單一清算叢集</w:t>
+    <w:p/>
+    <w:p>
+      <w:pPr>
+        <w:pStyle w:val="2"/>
+      </w:pPr>
+      <w:r>
+        <w:t>導出</w:t>
+      </w:r>
+      <w:r>
+        <w:t xml:space="preserve"> API</w:t>
+      </w:r>
+    </w:p>
+    <w:p>
+      <w:r>
+        <w:t xml:space="preserve">__init__.py </w:t>
+      </w:r>
+      <w:r>
+        <w:t>將所有子模組的公開介面統一匯出，完整清單如下：</w:t>
+      </w:r>
+    </w:p>
+    <w:p>
+      <w:r>
+        <w:rPr>
+          <w:rFonts w:ascii="Courier" w:hAnsi="Courier"/>
+        </w:rPr>
+        <w:t xml:space="preserve">from bioneuronai.analysis import (     # ── </w:t>
+      </w:r>
+      <w:r>
+        <w:rPr>
+          <w:rFonts w:ascii="Courier" w:hAnsi="Courier"/>
+        </w:rPr>
+        <w:t>每日報告</w:t>
+      </w:r>
+      <w:r>
+        <w:rPr>
+          <w:rFonts w:ascii="Courier" w:hAnsi="Courier"/>
+        </w:rPr>
+        <w:t xml:space="preserve"> ──────────────────────────────────────────     SOPAutomationSystem,        # SOP </w:t>
+      </w:r>
+      <w:r>
+        <w:rPr>
+          <w:rFonts w:ascii="Courier" w:hAnsi="Courier"/>
+        </w:rPr>
+        <w:t>自動化主流程</w:t>
+      </w:r>
+      <w:r>
+        <w:rPr>
+          <w:rFonts w:ascii="Courier" w:hAnsi="Courier"/>
+        </w:rPr>
+        <w:t xml:space="preserve">     MarketEnvironmentCheck,     # </w:t>
+      </w:r>
+      <w:r>
+        <w:rPr>
+          <w:rFonts w:ascii="Courier" w:hAnsi="Courier"/>
+        </w:rPr>
+        <w:t>市場環境檢查</w:t>
+      </w:r>
+      <w:r>
+        <w:rPr>
+          <w:rFonts w:ascii="Courier" w:hAnsi="Courier"/>
+        </w:rPr>
+        <w:t xml:space="preserve">     TradingPlanCheck,           # </w:t>
+      </w:r>
+      <w:r>
+        <w:rPr>
+          <w:rFonts w:ascii="Courier" w:hAnsi="Courier"/>
+        </w:rPr>
+        <w:t>交易計劃檢查</w:t>
+      </w:r>
+      <w:r>
+        <w:rPr>
+          <w:rFonts w:ascii="Courier" w:hAnsi="Courier"/>
+        </w:rPr>
+        <w:t xml:space="preserve">     MarketCondition,            # </w:t>
+      </w:r>
+      <w:r>
+        <w:rPr>
+          <w:rFonts w:ascii="Courier" w:hAnsi="Courier"/>
+        </w:rPr>
+        <w:t>市場狀況模型</w:t>
+      </w:r>
+      <w:r>
+        <w:rPr>
+          <w:rFonts w:ascii="Courier" w:hAnsi="Courier"/>
+        </w:rPr>
+        <w:t xml:space="preserve">     StrategyPerformance,        # </w:t>
+      </w:r>
+      <w:r>
+        <w:rPr>
+          <w:rFonts w:ascii="Courier" w:hAnsi="Courier"/>
+        </w:rPr>
+        <w:t>策略表現模型</w:t>
+      </w:r>
+      <w:r>
+        <w:rPr>
+          <w:rFonts w:ascii="Courier" w:hAnsi="Courier"/>
+        </w:rPr>
+        <w:t xml:space="preserve">     RiskParameters,             # </w:t>
+      </w:r>
+      <w:r>
+        <w:rPr>
+          <w:rFonts w:ascii="Courier" w:hAnsi="Courier"/>
+        </w:rPr>
+        <w:t>風險參數模型</w:t>
+      </w:r>
+      <w:r>
+        <w:rPr>
+          <w:rFonts w:ascii="Courier" w:hAnsi="Courier"/>
+        </w:rPr>
+        <w:t xml:space="preserve">     TradingPairsPriority,       # </w:t>
+      </w:r>
+      <w:r>
+        <w:rPr>
+          <w:rFonts w:ascii="Courier" w:hAnsi="Courier"/>
+        </w:rPr>
+        <w:t>交易對優先序模型</w:t>
+      </w:r>
+      <w:r>
+        <w:rPr>
+          <w:rFonts w:ascii="Courier" w:hAnsi="Courier"/>
+        </w:rPr>
+        <w:t xml:space="preserve">     DailyReport,                # </w:t>
+      </w:r>
+      <w:r>
+        <w:rPr>
+          <w:rFonts w:ascii="Courier" w:hAnsi="Courier"/>
+        </w:rPr>
+        <w:t>每日報告模型</w:t>
+      </w:r>
+      <w:r>
+        <w:rPr>
+          <w:rFonts w:ascii="Courier" w:hAnsi="Courier"/>
+        </w:rPr>
+        <w:t xml:space="preserve"># ── </w:t>
+      </w:r>
+      <w:r>
+        <w:rPr>
+          <w:rFonts w:ascii="Courier" w:hAnsi="Courier"/>
+        </w:rPr>
+        <w:t>關鍵字系統</w:t>
+      </w:r>
+      <w:r>
+        <w:rPr>
+          <w:rFonts w:ascii="Courier" w:hAnsi="Courier"/>
+        </w:rPr>
+        <w:t xml:space="preserve"> ────────────────────────────────────────     Keyword,                    # </w:t>
+      </w:r>
+      <w:r>
+        <w:rPr>
+          <w:rFonts w:ascii="Courier" w:hAnsi="Courier"/>
+        </w:rPr>
+        <w:t>關鍵字資料模型</w:t>
+      </w:r>
+      <w:r>
+        <w:rPr>
+          <w:rFonts w:ascii="Courier" w:hAnsi="Courier"/>
+        </w:rPr>
+        <w:t xml:space="preserve">     KeywordMatch,               # </w:t>
+      </w:r>
+      <w:r>
+        <w:rPr>
+          <w:rFonts w:ascii="Courier" w:hAnsi="Courier"/>
+        </w:rPr>
+        <w:t>匹配結果模型</w:t>
+      </w:r>
+      <w:r>
+        <w:rPr>
+          <w:rFonts w:ascii="Courier" w:hAnsi="Courier"/>
+        </w:rPr>
+        <w:t xml:space="preserve">     PredictionRecord,           # </w:t>
+      </w:r>
+      <w:r>
+        <w:rPr>
+          <w:rFonts w:ascii="Courier" w:hAnsi="Courier"/>
+        </w:rPr>
+        <w:t>預測記錄模型</w:t>
+      </w:r>
+      <w:r>
+        <w:rPr>
+          <w:rFonts w:ascii="Courier" w:hAnsi="Courier"/>
+        </w:rPr>
+        <w:t xml:space="preserve">     KeywordLoader,              # JSON </w:t>
+      </w:r>
+      <w:r>
+        <w:rPr>
+          <w:rFonts w:ascii="Courier" w:hAnsi="Courier"/>
+        </w:rPr>
+        <w:t>載入器</w:t>
+      </w:r>
+      <w:r>
+        <w:rPr>
+          <w:rFonts w:ascii="Courier" w:hAnsi="Courier"/>
+        </w:rPr>
+        <w:t xml:space="preserve">     KeywordManager,             # </w:t>
+      </w:r>
+      <w:r>
+        <w:rPr>
+          <w:rFonts w:ascii="Courier" w:hAnsi="Courier"/>
+        </w:rPr>
+        <w:t>核心管理器</w:t>
+      </w:r>
+      <w:r>
+        <w:rPr>
+          <w:rFonts w:ascii="Courier" w:hAnsi="Courier"/>
+        </w:rPr>
+        <w:t xml:space="preserve"> (Singleton)     get_keyword_manager,        # Singleton </w:t>
+      </w:r>
+      <w:r>
+        <w:rPr>
+          <w:rFonts w:ascii="Courier" w:hAnsi="Courier"/>
+        </w:rPr>
+        <w:t>工廠函數</w:t>
+      </w:r>
+      <w:r>
+        <w:rPr>
+          <w:rFonts w:ascii="Courier" w:hAnsi="Courier"/>
+        </w:rPr>
+        <w:t xml:space="preserve">     MarketKeywords,             # </w:t>
+      </w:r>
+      <w:r>
+        <w:rPr>
+          <w:rFonts w:ascii="Courier" w:hAnsi="Courier"/>
+        </w:rPr>
+        <w:t>靜態包裝類（推薦使用）</w:t>
+      </w:r>
+      <w:r>
+        <w:rPr>
+          <w:rFonts w:ascii="Courier" w:hAnsi="Courier"/>
+        </w:rPr>
+        <w:t xml:space="preserve">     KeywordLearner,             # RLHF </w:t>
+      </w:r>
+      <w:r>
+        <w:rPr>
+          <w:rFonts w:ascii="Courier" w:hAnsi="Courier"/>
+        </w:rPr>
+        <w:t>學習器</w:t>
+      </w:r>
+      <w:r>
+        <w:rPr>
+          <w:rFonts w:ascii="Courier" w:hAnsi="Courier"/>
+        </w:rPr>
+        <w:t xml:space="preserve"># ── </w:t>
+      </w:r>
+      <w:r>
+        <w:rPr>
+          <w:rFonts w:ascii="Courier" w:hAnsi="Courier"/>
+        </w:rPr>
+        <w:t>新聞分析</w:t>
+      </w:r>
+      <w:r>
+        <w:rPr>
+          <w:rFonts w:ascii="Courier" w:hAnsi="Courier"/>
+        </w:rPr>
+        <w:t xml:space="preserve"> ──────────────────────────────────────────     CryptoNewsAnalyzer,         # </w:t>
+      </w:r>
+      <w:r>
+        <w:rPr>
+          <w:rFonts w:ascii="Courier" w:hAnsi="Courier"/>
+        </w:rPr>
+        <w:t>新聞分析器</w:t>
+      </w:r>
+      <w:r>
+        <w:rPr>
+          <w:rFonts w:ascii="Courier" w:hAnsi="Courier"/>
+        </w:rPr>
+        <w:t xml:space="preserve"> (Singleton)     get_news_analyzer,          # Singleton </w:t>
+      </w:r>
+      <w:r>
+        <w:rPr>
+          <w:rFonts w:ascii="Courier" w:hAnsi="Courier"/>
+        </w:rPr>
+        <w:t>工廠函數</w:t>
+      </w:r>
+      <w:r>
+        <w:rPr>
+          <w:rFonts w:ascii="Courier" w:hAnsi="Courier"/>
+        </w:rPr>
+        <w:t xml:space="preserve">     NewsArticle,                # </w:t>
+      </w:r>
+      <w:r>
+        <w:rPr>
+          <w:rFonts w:ascii="Courier" w:hAnsi="Courier"/>
+        </w:rPr>
+        <w:t>新聞文章模型</w:t>
+      </w:r>
+      <w:r>
+        <w:rPr>
+          <w:rFonts w:ascii="Courier" w:hAnsi="Courier"/>
+        </w:rPr>
+        <w:t xml:space="preserve">     NewsAnalysisResult,         # </w:t>
+      </w:r>
+      <w:r>
+        <w:rPr>
+          <w:rFonts w:ascii="Courier" w:hAnsi="Courier"/>
+        </w:rPr>
+        <w:t>分析結果模型</w:t>
+      </w:r>
+      <w:r>
+        <w:rPr>
+          <w:rFonts w:ascii="Courier" w:hAnsi="Courier"/>
+        </w:rPr>
+        <w:t xml:space="preserve">     RuleBasedEvaluator,         # </w:t>
+      </w:r>
+      <w:r>
+        <w:rPr>
+          <w:rFonts w:ascii="Courier" w:hAnsi="Courier"/>
+        </w:rPr>
+        <w:t>規則式事件評估器</w:t>
+      </w:r>
+      <w:r>
+        <w:rPr>
+          <w:rFonts w:ascii="Courier" w:hAnsi="Courier"/>
+        </w:rPr>
+        <w:t xml:space="preserve">     get_rule_evaluator,         # Singleton </w:t>
+      </w:r>
+      <w:r>
+        <w:rPr>
+          <w:rFonts w:ascii="Courier" w:hAnsi="Courier"/>
+        </w:rPr>
+        <w:t>工廠函數</w:t>
+      </w:r>
+      <w:r>
+        <w:rPr>
+          <w:rFonts w:ascii="Courier" w:hAnsi="Courier"/>
+        </w:rPr>
+        <w:t xml:space="preserve">     NewsPredictionLoop,         # RLHF </w:t>
+      </w:r>
+      <w:r>
+        <w:rPr>
+          <w:rFonts w:ascii="Courier" w:hAnsi="Courier"/>
+        </w:rPr>
+        <w:t>預測驗證循環</w:t>
+      </w:r>
+      <w:r>
+        <w:rPr>
+          <w:rFonts w:ascii="Courier" w:hAnsi="Courier"/>
+        </w:rPr>
+        <w:t xml:space="preserve"># ── </w:t>
+      </w:r>
+      <w:r>
+        <w:rPr>
+          <w:rFonts w:ascii="Courier" w:hAnsi="Courier"/>
+        </w:rPr>
+        <w:t>特徵工程</w:t>
+      </w:r>
+      <w:r>
+        <w:rPr>
+          <w:rFonts w:ascii="Courier" w:hAnsi="Courier"/>
+        </w:rPr>
+        <w:t xml:space="preserve"> ──────────────────────────────────────────     VolumeProfile,              # </w:t>
+      </w:r>
+      <w:r>
+        <w:rPr>
+          <w:rFonts w:ascii="Courier" w:hAnsi="Courier"/>
+        </w:rPr>
+        <w:t>成交量分布結果</w:t>
+      </w:r>
+      <w:r>
+        <w:rPr>
+          <w:rFonts w:ascii="Courier" w:hAnsi="Courier"/>
+        </w:rPr>
+        <w:t xml:space="preserve">     VolumeProfileLevel,         # </w:t>
+      </w:r>
+      <w:r>
+        <w:rPr>
+          <w:rFonts w:ascii="Courier" w:hAnsi="Courier"/>
+        </w:rPr>
+        <w:t>單一價位成交量資料</w:t>
+      </w:r>
+      <w:r>
+        <w:rPr>
+          <w:rFonts w:ascii="Courier" w:hAnsi="Courier"/>
+        </w:rPr>
+        <w:t xml:space="preserve">     VolumeProfileCalculator,    # </w:t>
+      </w:r>
+      <w:r>
+        <w:rPr>
+          <w:rFonts w:ascii="Courier" w:hAnsi="Courier"/>
+        </w:rPr>
+        <w:t>成交量分布計算器</w:t>
+      </w:r>
+      <w:r>
+        <w:rPr>
+          <w:rFonts w:ascii="Courier" w:hAnsi="Courier"/>
+        </w:rPr>
+        <w:t xml:space="preserve">     LiquidationCluster,         # </w:t>
+      </w:r>
+      <w:r>
+        <w:rPr>
+          <w:rFonts w:ascii="Courier" w:hAnsi="Courier"/>
+        </w:rPr>
+        <w:t>單一清算叢集</w:t>
       </w:r>
       <w:r>
         <w:rPr>
@@ -1525,121 +1714,134 @@
         <w:rPr>
           <w:rFonts w:ascii="Courier" w:hAnsi="Courier"/>
         </w:rPr>
-        <w:t xml:space="preserve"># 清算熱力圖結果</w:t>
-      </w:r>
-      <w:r>
-        <w:rPr>
-          <w:rFonts w:ascii="Courier" w:hAnsi="Courier"/>
-        </w:rPr>
-        <w:t xml:space="preserve">     LiquidationHeatmapCalculator, </w:t>
-      </w:r>
-      <w:r>
-        <w:rPr>
-          <w:rFonts w:ascii="Courier" w:hAnsi="Courier"/>
-        </w:rPr>
-        <w:t xml:space="preserve"># 清算熱力圖計算器</w:t>
-      </w:r>
-      <w:r>
-        <w:rPr>
-          <w:rFonts w:ascii="Courier" w:hAnsi="Courier"/>
-        </w:rPr>
-        <w:t xml:space="preserve">     MarketMicrostructure,       </w:t>
-      </w:r>
-      <w:r>
-        <w:rPr>
-          <w:rFonts w:ascii="Courier" w:hAnsi="Courier"/>
-        </w:rPr>
-        <w:t xml:space="preserve"># 市場微觀結構快照</w:t>
-      </w:r>
-      <w:r>
-        <w:rPr>
-          <w:rFonts w:ascii="Courier" w:hAnsi="Courier"/>
-        </w:rPr>
-        <w:t xml:space="preserve">     MarketDataProcessor,        </w:t>
-      </w:r>
-      <w:r>
-        <w:rPr>
-          <w:rFonts w:ascii="Courier" w:hAnsi="Courier"/>
-        </w:rPr>
-        <w:t xml:space="preserve"># 即時市場數據處理器</w:t>
-      </w:r>
-      <w:r>
-        <w:rPr>
-          <w:rFonts w:ascii="Courier" w:hAnsi="Courier"/>
-        </w:rPr>
-        <w:t xml:space="preserve"># ── 市場狀態識別 ──────────────────────────────────────</w:t>
-      </w:r>
-      <w:r>
-        <w:rPr>
-          <w:rFonts w:ascii="Courier" w:hAnsi="Courier"/>
-        </w:rPr>
-        <w:t xml:space="preserve">     MarketRegime,               </w:t>
-      </w:r>
-      <w:r>
-        <w:rPr>
-          <w:rFonts w:ascii="Courier" w:hAnsi="Courier"/>
-        </w:rPr>
-        <w:t xml:space="preserve"># 市場體制枚舉</w:t>
-      </w:r>
-      <w:r>
-        <w:rPr>
-          <w:rFonts w:ascii="Courier" w:hAnsi="Courier"/>
-        </w:rPr>
-        <w:t xml:space="preserve">     VolatilityRegime,           </w:t>
-      </w:r>
-      <w:r>
-        <w:rPr>
-          <w:rFonts w:ascii="Courier" w:hAnsi="Courier"/>
-        </w:rPr>
-        <w:t xml:space="preserve"># 波動度體制枚舉</w:t>
-      </w:r>
-      <w:r>
-        <w:rPr>
-          <w:rFonts w:ascii="Courier" w:hAnsi="Courier"/>
-        </w:rPr>
-        <w:t xml:space="preserve">     TrendStrength,              </w:t>
-      </w:r>
-      <w:r>
-        <w:rPr>
-          <w:rFonts w:ascii="Courier" w:hAnsi="Courier"/>
-        </w:rPr>
-        <w:t xml:space="preserve"># 趨勢強度枚舉</w:t>
-      </w:r>
-      <w:r>
-        <w:rPr>
-          <w:rFonts w:ascii="Courier" w:hAnsi="Courier"/>
-        </w:rPr>
-        <w:t xml:space="preserve">     RegimeAnalysis,             </w:t>
-      </w:r>
-      <w:r>
-        <w:rPr>
-          <w:rFonts w:ascii="Courier" w:hAnsi="Courier"/>
-        </w:rPr>
-        <w:t xml:space="preserve"># 體制分析結果</w:t>
-      </w:r>
-      <w:r>
-        <w:rPr>
-          <w:rFonts w:ascii="Courier" w:hAnsi="Courier"/>
-        </w:rPr>
-        <w:t xml:space="preserve">     MarketRegimeDetector,       </w:t>
-      </w:r>
-      <w:r>
-        <w:rPr>
-          <w:rFonts w:ascii="Courier" w:hAnsi="Courier"/>
-        </w:rPr>
-        <w:t xml:space="preserve"># 體制檢測器</w:t>
-      </w:r>
-      <w:r>
-        <w:rPr>
-          <w:rFonts w:ascii="Courier" w:hAnsi="Courier"/>
-        </w:rPr>
-        <w:t xml:space="preserve">     RegimeBasedStrategySelector, </w:t>
-      </w:r>
-      <w:r>
-        <w:rPr>
-          <w:rFonts w:ascii="Courier" w:hAnsi="Courier"/>
-        </w:rPr>
-        <w:t xml:space="preserve"># 體制策略建議器</w:t>
+        <w:lastRenderedPageBreak/>
+        <w:t xml:space="preserve"># </w:t>
+      </w:r>
+      <w:r>
+        <w:rPr>
+          <w:rFonts w:ascii="Courier" w:hAnsi="Courier"/>
+        </w:rPr>
+        <w:t>清算熱力圖結果</w:t>
+      </w:r>
+      <w:r>
+        <w:rPr>
+          <w:rFonts w:ascii="Courier" w:hAnsi="Courier"/>
+        </w:rPr>
+        <w:t xml:space="preserve">     LiquidationHeatmapCalculator, # </w:t>
+      </w:r>
+      <w:r>
+        <w:rPr>
+          <w:rFonts w:ascii="Courier" w:hAnsi="Courier"/>
+        </w:rPr>
+        <w:t>清算熱力圖計算器</w:t>
+      </w:r>
+      <w:r>
+        <w:rPr>
+          <w:rFonts w:ascii="Courier" w:hAnsi="Courier"/>
+        </w:rPr>
+        <w:t xml:space="preserve">     MarketMicrostructure,       # </w:t>
+      </w:r>
+      <w:r>
+        <w:rPr>
+          <w:rFonts w:ascii="Courier" w:hAnsi="Courier"/>
+        </w:rPr>
+        <w:t>市場微觀結構快照</w:t>
+      </w:r>
+      <w:r>
+        <w:rPr>
+          <w:rFonts w:ascii="Courier" w:hAnsi="Courier"/>
+        </w:rPr>
+        <w:t xml:space="preserve">     MarketDataProcessor,        # </w:t>
+      </w:r>
+      <w:r>
+        <w:rPr>
+          <w:rFonts w:ascii="Courier" w:hAnsi="Courier"/>
+        </w:rPr>
+        <w:t>即時市場數據處理器</w:t>
+      </w:r>
+      <w:r>
+        <w:rPr>
+          <w:rFonts w:ascii="Courier" w:hAnsi="Courier"/>
+        </w:rPr>
+        <w:t xml:space="preserve"># ── </w:t>
+      </w:r>
+      <w:r>
+        <w:rPr>
+          <w:rFonts w:ascii="Courier" w:hAnsi="Courier"/>
+        </w:rPr>
+        <w:t>市場狀態識別</w:t>
+      </w:r>
+      <w:r>
+        <w:rPr>
+          <w:rFonts w:ascii="Courier" w:hAnsi="Courier"/>
+        </w:rPr>
+        <w:t xml:space="preserve"> ──────────────────────────────────────     MarketRegime,               # </w:t>
+      </w:r>
+      <w:r>
+        <w:rPr>
+          <w:rFonts w:ascii="Courier" w:hAnsi="Courier"/>
+        </w:rPr>
+        <w:t>市場體制枚舉</w:t>
+      </w:r>
+      <w:r>
+        <w:rPr>
+          <w:rFonts w:ascii="Courier" w:hAnsi="Courier"/>
+        </w:rPr>
+        <w:t xml:space="preserve">     VolatilityRegime,           # </w:t>
+      </w:r>
+      <w:r>
+        <w:rPr>
+          <w:rFonts w:ascii="Courier" w:hAnsi="Courier"/>
+        </w:rPr>
+        <w:t>波動度體制枚舉</w:t>
+      </w:r>
+      <w:r>
+        <w:rPr>
+          <w:rFonts w:ascii="Courier" w:hAnsi="Courier"/>
+        </w:rPr>
+        <w:t xml:space="preserve">     TrendStrength,              # </w:t>
+      </w:r>
+      <w:r>
+        <w:rPr>
+          <w:rFonts w:ascii="Courier" w:hAnsi="Courier"/>
+        </w:rPr>
+        <w:t>趨勢強度枚舉</w:t>
+      </w:r>
+      <w:r>
+        <w:rPr>
+          <w:rFonts w:ascii="Courier" w:hAnsi="Courier"/>
+        </w:rPr>
+        <w:t xml:space="preserve">     RegimeAnalysis,             # </w:t>
+      </w:r>
+      <w:r>
+        <w:rPr>
+          <w:rFonts w:ascii="Courier" w:hAnsi="Courier"/>
+        </w:rPr>
+        <w:t>體制分析結果</w:t>
+      </w:r>
+      <w:r>
+        <w:rPr>
+          <w:rFonts w:ascii="Courier" w:hAnsi="Courier"/>
+        </w:rPr>
+        <w:t xml:space="preserve">     MarketRegimeDetector,       # </w:t>
+      </w:r>
+      <w:r>
+        <w:rPr>
+          <w:rFonts w:ascii="Courier" w:hAnsi="Courier"/>
+        </w:rPr>
+        <w:t>體制檢測器</w:t>
+      </w:r>
+      <w:r>
+        <w:rPr>
+          <w:rFonts w:ascii="Courier" w:hAnsi="Courier"/>
+        </w:rPr>
+        <w:t xml:space="preserve">     RegimeBasedStrategySelector, # </w:t>
+      </w:r>
+      <w:r>
+        <w:rPr>
+          <w:rFonts w:ascii="Courier" w:hAnsi="Courier"/>
+        </w:rPr>
+        <w:t>體制策略建議器</w:t>
       </w:r>
       <w:r>
         <w:rPr>
@@ -1650,60 +1852,116 @@
     </w:p>
     <w:p>
       <w:pPr>
-        <w:pStyle w:val="Heading2"/>
-        <w:spacing w:lineRule="auto"/>
-      </w:pPr>
-      <w:r>
-        <w:rPr/>
-        <w:t xml:space="preserve">執行方式</w:t>
-      </w:r>
-    </w:p>
-    <w:p>
-      <w:pPr>
-        <w:spacing w:lineRule="auto"/>
-      </w:pPr>
-      <w:r>
-        <w:rPr/>
-        <w:t xml:space="preserve">__main__.py</w:t>
-      </w:r>
-      <w:r>
-        <w:rPr/>
-        <w:t xml:space="preserve"> 提供三種 CLI 模式，技術分析部分使用模擬 K 線示範：</w:t>
-      </w:r>
-    </w:p>
-    <w:p>
-      <w:pPr>
-        <w:spacing w:lineRule="auto"/>
-      </w:pPr>
-      <w:r>
-        <w:rPr>
-          <w:rFonts w:ascii="Courier" w:hAnsi="Courier"/>
-        </w:rPr>
-        <w:t xml:space="preserve"># 完整報告（SOP 全流程 + 模擬技術分析 + 補充模組驗證）</w:t>
-      </w:r>
-      <w:r>
-        <w:rPr>
-          <w:rFonts w:ascii="Courier" w:hAnsi="Courier"/>
-        </w:rPr>
-        <w:t xml:space="preserve"> python -m bioneuronai.analysis  </w:t>
-      </w:r>
-      <w:r>
-        <w:rPr>
-          <w:rFonts w:ascii="Courier" w:hAnsi="Courier"/>
-        </w:rPr>
-        <w:t xml:space="preserve"># 僅執行 SOP 每日流程（不含技術分析）</w:t>
-      </w:r>
-      <w:r>
-        <w:rPr>
-          <w:rFonts w:ascii="Courier" w:hAnsi="Courier"/>
-        </w:rPr>
-        <w:t xml:space="preserve"> python -m bioneuronai.analysis --sop  </w:t>
-      </w:r>
-      <w:r>
-        <w:rPr>
-          <w:rFonts w:ascii="Courier" w:hAnsi="Courier"/>
-        </w:rPr>
-        <w:t xml:space="preserve"># 僅執行關鍵字系統報告</w:t>
+        <w:pStyle w:val="2"/>
+      </w:pPr>
+      <w:r>
+        <w:t>執行方式</w:t>
+      </w:r>
+    </w:p>
+    <w:p>
+      <w:r>
+        <w:t xml:space="preserve">__main__.py </w:t>
+      </w:r>
+      <w:r>
+        <w:t>提供三種</w:t>
+      </w:r>
+      <w:r>
+        <w:t xml:space="preserve"> CLI </w:t>
+      </w:r>
+      <w:r>
+        <w:t>模式，技術分析部分使用模擬</w:t>
+      </w:r>
+      <w:r>
+        <w:t xml:space="preserve"> K </w:t>
+      </w:r>
+      <w:r>
+        <w:t>線示範：</w:t>
+      </w:r>
+    </w:p>
+    <w:p>
+      <w:r>
+        <w:rPr>
+          <w:rFonts w:ascii="Courier" w:hAnsi="Courier"/>
+        </w:rPr>
+        <w:t xml:space="preserve"># </w:t>
+      </w:r>
+      <w:r>
+        <w:rPr>
+          <w:rFonts w:ascii="Courier" w:hAnsi="Courier"/>
+        </w:rPr>
+        <w:t>完整報告（</w:t>
+      </w:r>
+      <w:r>
+        <w:rPr>
+          <w:rFonts w:ascii="Courier" w:hAnsi="Courier"/>
+        </w:rPr>
+        <w:t xml:space="preserve">SOP </w:t>
+      </w:r>
+      <w:r>
+        <w:rPr>
+          <w:rFonts w:ascii="Courier" w:hAnsi="Courier"/>
+        </w:rPr>
+        <w:t>全流程</w:t>
+      </w:r>
+      <w:r>
+        <w:rPr>
+          <w:rFonts w:ascii="Courier" w:hAnsi="Courier"/>
+        </w:rPr>
+        <w:t xml:space="preserve"> + </w:t>
+      </w:r>
+      <w:r>
+        <w:rPr>
+          <w:rFonts w:ascii="Courier" w:hAnsi="Courier"/>
+        </w:rPr>
+        <w:t>模擬技術分析</w:t>
+      </w:r>
+      <w:r>
+        <w:rPr>
+          <w:rFonts w:ascii="Courier" w:hAnsi="Courier"/>
+        </w:rPr>
+        <w:t xml:space="preserve"> + </w:t>
+      </w:r>
+      <w:r>
+        <w:rPr>
+          <w:rFonts w:ascii="Courier" w:hAnsi="Courier"/>
+        </w:rPr>
+        <w:t>補充模組驗證）</w:t>
+      </w:r>
+      <w:r>
+        <w:rPr>
+          <w:rFonts w:ascii="Courier" w:hAnsi="Courier"/>
+        </w:rPr>
+        <w:t xml:space="preserve"> python -m bioneuronai.analysis  # </w:t>
+      </w:r>
+      <w:r>
+        <w:rPr>
+          <w:rFonts w:ascii="Courier" w:hAnsi="Courier"/>
+        </w:rPr>
+        <w:t>僅執行</w:t>
+      </w:r>
+      <w:r>
+        <w:rPr>
+          <w:rFonts w:ascii="Courier" w:hAnsi="Courier"/>
+        </w:rPr>
+        <w:t xml:space="preserve"> SOP </w:t>
+      </w:r>
+      <w:r>
+        <w:rPr>
+          <w:rFonts w:ascii="Courier" w:hAnsi="Courier"/>
+        </w:rPr>
+        <w:t>每日流程（不含技術分析）</w:t>
+      </w:r>
+      <w:r>
+        <w:rPr>
+          <w:rFonts w:ascii="Courier" w:hAnsi="Courier"/>
+        </w:rPr>
+        <w:t xml:space="preserve"> python -m bioneuronai.analysis --sop  # </w:t>
+      </w:r>
+      <w:r>
+        <w:rPr>
+          <w:rFonts w:ascii="Courier" w:hAnsi="Courier"/>
+        </w:rPr>
+        <w:t>僅執行關鍵字系統報告</w:t>
       </w:r>
       <w:r>
         <w:rPr>
@@ -1716,56 +1974,64 @@
       <w:pPr>
         <w:ind w:left="284"/>
         <w:jc w:val="both"/>
-        <w:spacing w:lineRule="auto"/>
-      </w:pPr>
-      <w:r>
-        <w:rPr/>
-        <w:t xml:space="preserve">實際生產使用時請透過交易所連接器取得真實 K 線後直接呼叫：</w:t>
-      </w:r>
-      <w:r>
-        <w:rPr/>
-        <w:t xml:space="preserve">sop = SOPAutomationSystem() sop.run_full_report(klines=real_klines, symbol=</w:t>
-      </w:r>
-      <w:r>
-        <w:rPr/>
-        <w:t xml:space="preserve">"BTCUSDT"</w:t>
-      </w:r>
-      <w:r>
-        <w:rPr/>
-        <w:t xml:space="preserve">, current_price=price) </w:t>
-      </w:r>
-    </w:p>
-    <w:p>
-      <w:pPr>
-        <w:spacing w:lineRule="auto"/>
-      </w:pPr>
+      </w:pPr>
+      <w:r>
+        <w:t>實際生產使用時請透過交易所連接器取得真實</w:t>
+      </w:r>
+      <w:r>
+        <w:t xml:space="preserve"> K </w:t>
+      </w:r>
+      <w:r>
+        <w:t>線後直接呼叫：</w:t>
+      </w:r>
+      <w:r>
+        <w:t xml:space="preserve">sop = SOPAutomationSystem() sop.run_full_report(klines=real_klines, symbol="BTCUSDT", current_price=price) </w:t>
+      </w:r>
+    </w:p>
+    <w:p>
       <w:r>
         <w:rPr>
           <w:b/>
         </w:rPr>
-        <w:t xml:space="preserve">驗證狀態（2026-03-27）</w:t>
-      </w:r>
-      <w:r>
-        <w:rPr/>
-        <w:t xml:space="preserve">: 全模組共 22 個 </w:t>
-      </w:r>
-      <w:r>
-        <w:rPr/>
-        <w:t xml:space="preserve">.py</w:t>
-      </w:r>
-      <w:r>
-        <w:rPr/>
-        <w:t xml:space="preserve"> 檔案皆通過匯入與功能驗證。</w:t>
-      </w:r>
-    </w:p>
-    <w:p>
-      <w:pPr>
-        <w:pStyle w:val="Heading2"/>
-        <w:spacing w:lineRule="auto"/>
-      </w:pPr>
-      <w:r>
-        <w:rPr/>
-        <w:t xml:space="preserve">相關文檔</w:t>
+        <w:t>驗證狀態（</w:t>
+      </w:r>
+      <w:r>
+        <w:rPr>
+          <w:b/>
+        </w:rPr>
+        <w:t>2026-03-27</w:t>
+      </w:r>
+      <w:r>
+        <w:rPr>
+          <w:b/>
+        </w:rPr>
+        <w:t>）</w:t>
+      </w:r>
+      <w:r>
+        <w:t xml:space="preserve">: </w:t>
+      </w:r>
+      <w:r>
+        <w:t>全模組共</w:t>
+      </w:r>
+      <w:r>
+        <w:t xml:space="preserve"> 22 </w:t>
+      </w:r>
+      <w:r>
+        <w:t>個</w:t>
+      </w:r>
+      <w:r>
+        <w:t xml:space="preserve"> .py </w:t>
+      </w:r>
+      <w:r>
+        <w:t>檔案皆通過匯入與功能驗證。</w:t>
+      </w:r>
+    </w:p>
+    <w:p>
+      <w:pPr>
+        <w:pStyle w:val="2"/>
+      </w:pPr>
+      <w:r>
+        <w:t>相關文檔</w:t>
       </w:r>
     </w:p>
     <w:p>
@@ -1774,24 +2040,28 @@
           <w:ilvl w:val="0"/>
           <w:numId w:val="8"/>
         </w:numPr>
-        <w:spacing w:lineRule="auto"/>
       </w:pPr>
       <w:r>
         <w:rPr>
           <w:b/>
         </w:rPr>
-        <w:t xml:space="preserve">NLP 訓練指南</w:t>
-      </w:r>
-      <w:r>
-        <w:rPr/>
+        <w:t xml:space="preserve">NLP </w:t>
+      </w:r>
+      <w:r>
+        <w:rPr>
+          <w:b/>
+        </w:rPr>
+        <w:t>訓練指南</w:t>
+      </w:r>
+      <w:r>
         <w:t xml:space="preserve">: </w:t>
       </w:r>
-      <w:hyperlink r:id="rId15">
+      <w:hyperlink r:id="rId8">
         <w:r>
           <w:rPr>
-            <w:rStyle w:val="Hyperlink"/>
+            <w:rStyle w:val="a3"/>
           </w:rPr>
-          <w:t xml:space="preserve">NLP_TRAINING_GUIDE.md</w:t>
+          <w:t>NLP_TRAINING_GUIDE.md</w:t>
         </w:r>
       </w:hyperlink>
     </w:p>
@@ -1801,24 +2071,22 @@
           <w:ilvl w:val="0"/>
           <w:numId w:val="8"/>
         </w:numPr>
-        <w:spacing w:lineRule="auto"/>
       </w:pPr>
       <w:r>
         <w:rPr>
           <w:b/>
         </w:rPr>
-        <w:t xml:space="preserve">每日報告清單</w:t>
-      </w:r>
-      <w:r>
-        <w:rPr/>
+        <w:t>每日報告清單</w:t>
+      </w:r>
+      <w:r>
         <w:t xml:space="preserve">: </w:t>
       </w:r>
-      <w:hyperlink r:id="rId16">
+      <w:hyperlink r:id="rId9">
         <w:r>
           <w:rPr>
-            <w:rStyle w:val="Hyperlink"/>
+            <w:rStyle w:val="a3"/>
           </w:rPr>
-          <w:t xml:space="preserve">DAILY_REPORT_CHECKLIST.md</w:t>
+          <w:t>DAILY_REPORT_CHECKLIST.md</w:t>
         </w:r>
       </w:hyperlink>
     </w:p>
@@ -1828,34 +2096,170 @@
           <w:ilvl w:val="0"/>
           <w:numId w:val="8"/>
         </w:numPr>
-        <w:spacing w:lineRule="auto"/>
       </w:pPr>
       <w:r>
         <w:rPr>
           <w:b/>
         </w:rPr>
-        <w:t xml:space="preserve">上層目錄</w:t>
-      </w:r>
-      <w:r>
-        <w:rPr/>
+        <w:t>上層目錄</w:t>
+      </w:r>
+      <w:r>
         <w:t xml:space="preserve">: </w:t>
       </w:r>
-      <w:hyperlink r:id="rId17">
+      <w:hyperlink r:id="rId10">
         <w:r>
           <w:rPr>
-            <w:rStyle w:val="Hyperlink"/>
+            <w:rStyle w:val="a3"/>
           </w:rPr>
-          <w:t xml:space="preserve">src/bioneuronai/README.md</w:t>
+          <w:t>src/bioneuronai/README.md</w:t>
         </w:r>
       </w:hyperlink>
     </w:p>
+    <w:sectPr>
+      <w:pgSz w:w="12240" w:h="15840"/>
+      <w:pgMar w:top="1440" w:right="1800" w:bottom="1440" w:left="1800" w:header="720" w:footer="720" w:gutter="0"/>
+      <w:cols w:space="720"/>
+    </w:sectPr>
   </w:body>
 </w:document>
 </file>
 
 <file path=word/numbering.xml><?xml version="1.0" encoding="utf-8"?>
-<w:numbering xmlns:w="http://schemas.openxmlformats.org/wordprocessingml/2006/main" xmlns:ve="http://schemas.openxmlformats.org/markup-compatibility/2006" xmlns:o="urn:schemas-microsoft-com:office:office" xmlns:r="http://schemas.openxmlformats.org/officeDocument/2006/relationships" xmlns:v="urn:schemas-microsoft-com:vml" xmlns:wp="http://schemas.openxmlformats.org/drawingml/2006/wordprocessingDrawing" xmlns:w10="urn:schemas-microsoft-com:office:word" xmlns:wne="http://schemas.microsoft.com/office/word/2006/wordml">
-  <w:abstractNum w:abstractNumId="1">
+<w:numbering xmlns:wpc="http://schemas.microsoft.com/office/word/2010/wordprocessingCanvas" xmlns:cx="http://schemas.microsoft.com/office/drawing/2014/chartex" xmlns:cx1="http://schemas.microsoft.com/office/drawing/2015/9/8/chartex" xmlns:cx2="http://schemas.microsoft.com/office/drawing/2015/10/21/chartex" xmlns:cx3="http://schemas.microsoft.com/office/drawing/2016/5/9/chartex" xmlns:cx4="http://schemas.microsoft.com/office/drawing/2016/5/10/chartex" xmlns:cx5="http://schemas.microsoft.com/office/drawing/2016/5/11/chartex" xmlns:cx6="http://schemas.microsoft.com/office/drawing/2016/5/12/chartex" xmlns:cx7="http://schemas.microsoft.com/office/drawing/2016/5/13/chartex" xmlns:cx8="http://schemas.microsoft.com/office/drawing/2016/5/14/chartex" xmlns:mc="http://schemas.openxmlformats.org/markup-compatibility/2006" xmlns:aink="http://schemas.microsoft.com/office/drawing/2016/ink" xmlns:am3d="http://schemas.microsoft.com/office/drawing/2017/model3d" xmlns:o="urn:schemas-microsoft-com:office:office" xmlns:oel="http://schemas.microsoft.com/office/2019/extlst" xmlns:r="http://schemas.openxmlformats.org/officeDocument/2006/relationships" xmlns:m="http://schemas.openxmlformats.org/officeDocument/2006/math" xmlns:v="urn:schemas-microsoft-com:vml" xmlns:wp14="http://schemas.microsoft.com/office/word/2010/wordprocessingDrawing" xmlns:wp="http://schemas.openxmlformats.org/drawingml/2006/wordprocessingDrawing" xmlns:w10="urn:schemas-microsoft-com:office:word" xmlns:w="http://schemas.openxmlformats.org/wordprocessingml/2006/main" xmlns:w14="http://schemas.microsoft.com/office/word/2010/wordml" xmlns:w15="http://schemas.microsoft.com/office/word/2012/wordml" xmlns:w16cex="http://schemas.microsoft.com/office/word/2018/wordml/cex" xmlns:w16cid="http://schemas.microsoft.com/office/word/2016/wordml/cid" xmlns:w16="http://schemas.microsoft.com/office/word/2018/wordml" xmlns:w16du="http://schemas.microsoft.com/office/word/2023/wordml/word16du" xmlns:w16sdtdh="http://schemas.microsoft.com/office/word/2020/wordml/sdtdatahash" xmlns:w16sdtfl="http://schemas.microsoft.com/office/word/2024/wordml/sdtformatlock" xmlns:w16se="http://schemas.microsoft.com/office/word/2015/wordml/symex" xmlns:wpg="http://schemas.microsoft.com/office/word/2010/wordprocessingGroup" xmlns:wpi="http://schemas.microsoft.com/office/word/2010/wordprocessingInk" xmlns:wne="http://schemas.microsoft.com/office/word/2006/wordml" xmlns:wps="http://schemas.microsoft.com/office/word/2010/wordprocessingShape" mc:Ignorable="w14 w15 w16se w16cid w16 w16cex w16sdtdh w16sdtfl w16du wp14">
+  <w:abstractNum w:abstractNumId="0" w15:restartNumberingAfterBreak="0">
+    <w:nsid w:val="01CB6D67"/>
+    <w:multiLevelType w:val="multilevel"/>
+    <w:tmpl w:val="B2329614"/>
+    <w:lvl w:ilvl="0">
+      <w:start w:val="1"/>
+      <w:numFmt w:val="bullet"/>
+      <w:lvlText w:val=""/>
+      <w:lvlJc w:val="left"/>
+      <w:pPr>
+        <w:tabs>
+          <w:tab w:val="num" w:pos="720"/>
+        </w:tabs>
+        <w:ind w:left="720" w:hanging="360"/>
+      </w:pPr>
+      <w:rPr>
+        <w:rFonts w:ascii="Wingdings" w:hAnsi="Wingdings" w:hint="default"/>
+      </w:rPr>
+    </w:lvl>
+    <w:lvl w:ilvl="1">
+      <w:start w:val="1"/>
+      <w:numFmt w:val="bullet"/>
+      <w:lvlText w:val=""/>
+      <w:lvlJc w:val="left"/>
+      <w:pPr>
+        <w:tabs>
+          <w:tab w:val="num" w:pos="1440"/>
+        </w:tabs>
+        <w:ind w:left="1440" w:hanging="360"/>
+      </w:pPr>
+      <w:rPr>
+        <w:rFonts w:ascii="Wingdings" w:hAnsi="Wingdings" w:hint="default"/>
+      </w:rPr>
+    </w:lvl>
+    <w:lvl w:ilvl="2">
+      <w:start w:val="1"/>
+      <w:numFmt w:val="bullet"/>
+      <w:lvlText w:val=""/>
+      <w:lvlJc w:val="left"/>
+      <w:pPr>
+        <w:tabs>
+          <w:tab w:val="num" w:pos="2160"/>
+        </w:tabs>
+        <w:ind w:left="2160" w:hanging="360"/>
+      </w:pPr>
+      <w:rPr>
+        <w:rFonts w:ascii="Wingdings" w:hAnsi="Wingdings" w:hint="default"/>
+      </w:rPr>
+    </w:lvl>
+    <w:lvl w:ilvl="3">
+      <w:start w:val="1"/>
+      <w:numFmt w:val="bullet"/>
+      <w:lvlText w:val=""/>
+      <w:lvlJc w:val="left"/>
+      <w:pPr>
+        <w:tabs>
+          <w:tab w:val="num" w:pos="2880"/>
+        </w:tabs>
+        <w:ind w:left="2880" w:hanging="360"/>
+      </w:pPr>
+      <w:rPr>
+        <w:rFonts w:ascii="Wingdings" w:hAnsi="Wingdings" w:hint="default"/>
+      </w:rPr>
+    </w:lvl>
+    <w:lvl w:ilvl="4">
+      <w:start w:val="1"/>
+      <w:numFmt w:val="bullet"/>
+      <w:lvlText w:val=""/>
+      <w:lvlJc w:val="left"/>
+      <w:pPr>
+        <w:tabs>
+          <w:tab w:val="num" w:pos="3600"/>
+        </w:tabs>
+        <w:ind w:left="3600" w:hanging="360"/>
+      </w:pPr>
+      <w:rPr>
+        <w:rFonts w:ascii="Wingdings" w:hAnsi="Wingdings" w:hint="default"/>
+      </w:rPr>
+    </w:lvl>
+    <w:lvl w:ilvl="5">
+      <w:start w:val="1"/>
+      <w:numFmt w:val="bullet"/>
+      <w:lvlText w:val=""/>
+      <w:lvlJc w:val="left"/>
+      <w:pPr>
+        <w:tabs>
+          <w:tab w:val="num" w:pos="4320"/>
+        </w:tabs>
+        <w:ind w:left="4320" w:hanging="360"/>
+      </w:pPr>
+      <w:rPr>
+        <w:rFonts w:ascii="Wingdings" w:hAnsi="Wingdings" w:hint="default"/>
+      </w:rPr>
+    </w:lvl>
+    <w:lvl w:ilvl="6">
+      <w:start w:val="1"/>
+      <w:numFmt w:val="bullet"/>
+      <w:lvlText w:val=""/>
+      <w:lvlJc w:val="left"/>
+      <w:pPr>
+        <w:tabs>
+          <w:tab w:val="num" w:pos="5040"/>
+        </w:tabs>
+        <w:ind w:left="5040" w:hanging="360"/>
+      </w:pPr>
+      <w:rPr>
+        <w:rFonts w:ascii="Wingdings" w:hAnsi="Wingdings" w:hint="default"/>
+      </w:rPr>
+    </w:lvl>
+    <w:lvl w:ilvl="7">
+      <w:start w:val="1"/>
+      <w:numFmt w:val="bullet"/>
+      <w:lvlText w:val=""/>
+      <w:lvlJc w:val="left"/>
+      <w:pPr>
+        <w:tabs>
+          <w:tab w:val="num" w:pos="5760"/>
+        </w:tabs>
+        <w:ind w:left="5760" w:hanging="360"/>
+      </w:pPr>
+      <w:rPr>
+        <w:rFonts w:ascii="Wingdings" w:hAnsi="Wingdings" w:hint="default"/>
+      </w:rPr>
+    </w:lvl>
+    <w:lvl w:ilvl="8">
+      <w:numFmt w:val="decimal"/>
+      <w:lvlText w:val=""/>
+      <w:lvlJc w:val="left"/>
+    </w:lvl>
+  </w:abstractNum>
+  <w:abstractNum w:abstractNumId="1" w15:restartNumberingAfterBreak="0">
+    <w:nsid w:val="2FA919E6"/>
+    <w:multiLevelType w:val="multilevel"/>
+    <w:tmpl w:val="6A0CF01E"/>
     <w:lvl w:ilvl="0">
       <w:start w:val="1"/>
       <w:numFmt w:val="decimal"/>
@@ -1952,8 +2356,16 @@
         <w:ind w:left="5760" w:hanging="360"/>
       </w:pPr>
     </w:lvl>
+    <w:lvl w:ilvl="8">
+      <w:numFmt w:val="decimal"/>
+      <w:lvlText w:val=""/>
+      <w:lvlJc w:val="left"/>
+    </w:lvl>
   </w:abstractNum>
-  <w:abstractNum w:abstractNumId="2">
+  <w:abstractNum w:abstractNumId="2" w15:restartNumberingAfterBreak="0">
+    <w:nsid w:val="3225672A"/>
+    <w:multiLevelType w:val="multilevel"/>
+    <w:tmpl w:val="05004824"/>
     <w:lvl w:ilvl="0">
       <w:start w:val="1"/>
       <w:numFmt w:val="bullet"/>
@@ -2074,8 +2486,16 @@
         <w:rFonts w:ascii="Wingdings" w:hAnsi="Wingdings" w:hint="default"/>
       </w:rPr>
     </w:lvl>
+    <w:lvl w:ilvl="8">
+      <w:numFmt w:val="decimal"/>
+      <w:lvlText w:val=""/>
+      <w:lvlJc w:val="left"/>
+    </w:lvl>
   </w:abstractNum>
-  <w:abstractNum w:abstractNumId="3">
+  <w:abstractNum w:abstractNumId="3" w15:restartNumberingAfterBreak="0">
+    <w:nsid w:val="363425CA"/>
+    <w:multiLevelType w:val="multilevel"/>
+    <w:tmpl w:val="D46A693C"/>
     <w:lvl w:ilvl="0">
       <w:start w:val="1"/>
       <w:numFmt w:val="bullet"/>
@@ -2196,8 +2616,16 @@
         <w:rFonts w:ascii="Wingdings" w:hAnsi="Wingdings" w:hint="default"/>
       </w:rPr>
     </w:lvl>
+    <w:lvl w:ilvl="8">
+      <w:numFmt w:val="decimal"/>
+      <w:lvlText w:val=""/>
+      <w:lvlJc w:val="left"/>
+    </w:lvl>
   </w:abstractNum>
-  <w:abstractNum w:abstractNumId="4">
+  <w:abstractNum w:abstractNumId="4" w15:restartNumberingAfterBreak="0">
+    <w:nsid w:val="66853F2D"/>
+    <w:multiLevelType w:val="multilevel"/>
+    <w:tmpl w:val="D15EAC7A"/>
     <w:lvl w:ilvl="0">
       <w:start w:val="1"/>
       <w:numFmt w:val="bullet"/>
@@ -2318,8 +2746,16 @@
         <w:rFonts w:ascii="Wingdings" w:hAnsi="Wingdings" w:hint="default"/>
       </w:rPr>
     </w:lvl>
+    <w:lvl w:ilvl="8">
+      <w:numFmt w:val="decimal"/>
+      <w:lvlText w:val=""/>
+      <w:lvlJc w:val="left"/>
+    </w:lvl>
   </w:abstractNum>
-  <w:abstractNum w:abstractNumId="5">
+  <w:abstractNum w:abstractNumId="5" w15:restartNumberingAfterBreak="0">
+    <w:nsid w:val="69B21EAC"/>
+    <w:multiLevelType w:val="multilevel"/>
+    <w:tmpl w:val="B87E36FC"/>
     <w:lvl w:ilvl="0">
       <w:start w:val="1"/>
       <w:numFmt w:val="bullet"/>
@@ -2440,8 +2876,16 @@
         <w:rFonts w:ascii="Wingdings" w:hAnsi="Wingdings" w:hint="default"/>
       </w:rPr>
     </w:lvl>
+    <w:lvl w:ilvl="8">
+      <w:numFmt w:val="decimal"/>
+      <w:lvlText w:val=""/>
+      <w:lvlJc w:val="left"/>
+    </w:lvl>
   </w:abstractNum>
-  <w:abstractNum w:abstractNumId="6">
+  <w:abstractNum w:abstractNumId="6" w15:restartNumberingAfterBreak="0">
+    <w:nsid w:val="72C24910"/>
+    <w:multiLevelType w:val="multilevel"/>
+    <w:tmpl w:val="486A7C24"/>
     <w:lvl w:ilvl="0">
       <w:start w:val="1"/>
       <w:numFmt w:val="bullet"/>
@@ -2562,8 +3006,16 @@
         <w:rFonts w:ascii="Wingdings" w:hAnsi="Wingdings" w:hint="default"/>
       </w:rPr>
     </w:lvl>
+    <w:lvl w:ilvl="8">
+      <w:numFmt w:val="decimal"/>
+      <w:lvlText w:val=""/>
+      <w:lvlJc w:val="left"/>
+    </w:lvl>
   </w:abstractNum>
-  <w:abstractNum w:abstractNumId="7">
+  <w:abstractNum w:abstractNumId="7" w15:restartNumberingAfterBreak="0">
+    <w:nsid w:val="77B24087"/>
+    <w:multiLevelType w:val="multilevel"/>
+    <w:tmpl w:val="7C3C85E6"/>
     <w:lvl w:ilvl="0">
       <w:start w:val="1"/>
       <w:numFmt w:val="bullet"/>
@@ -2684,162 +3136,45 @@
         <w:rFonts w:ascii="Wingdings" w:hAnsi="Wingdings" w:hint="default"/>
       </w:rPr>
     </w:lvl>
+    <w:lvl w:ilvl="8">
+      <w:numFmt w:val="decimal"/>
+      <w:lvlText w:val=""/>
+      <w:lvlJc w:val="left"/>
+    </w:lvl>
   </w:abstractNum>
-  <w:abstractNum w:abstractNumId="8">
-    <w:lvl w:ilvl="0">
-      <w:start w:val="1"/>
-      <w:numFmt w:val="bullet"/>
-      <w:lvlText w:val=""/>
-      <w:lvlJc w:val="left"/>
-      <w:pPr>
-        <w:tabs>
-          <w:tab w:val="num" w:pos="720"/>
-        </w:tabs>
-        <w:ind w:left="720" w:hanging="360"/>
-      </w:pPr>
-      <w:rPr>
-        <w:rFonts w:ascii="Wingdings" w:hAnsi="Wingdings" w:hint="default"/>
-      </w:rPr>
-    </w:lvl>
-    <w:lvl w:ilvl="1">
-      <w:start w:val="1"/>
-      <w:numFmt w:val="bullet"/>
-      <w:lvlText w:val=""/>
-      <w:lvlJc w:val="left"/>
-      <w:pPr>
-        <w:tabs>
-          <w:tab w:val="num" w:pos="1440"/>
-        </w:tabs>
-        <w:ind w:left="1440" w:hanging="360"/>
-      </w:pPr>
-      <w:rPr>
-        <w:rFonts w:ascii="Wingdings" w:hAnsi="Wingdings" w:hint="default"/>
-      </w:rPr>
-    </w:lvl>
-    <w:lvl w:ilvl="2">
-      <w:start w:val="1"/>
-      <w:numFmt w:val="bullet"/>
-      <w:lvlText w:val=""/>
-      <w:lvlJc w:val="left"/>
-      <w:pPr>
-        <w:tabs>
-          <w:tab w:val="num" w:pos="2160"/>
-        </w:tabs>
-        <w:ind w:left="2160" w:hanging="360"/>
-      </w:pPr>
-      <w:rPr>
-        <w:rFonts w:ascii="Wingdings" w:hAnsi="Wingdings" w:hint="default"/>
-      </w:rPr>
-    </w:lvl>
-    <w:lvl w:ilvl="3">
-      <w:start w:val="1"/>
-      <w:numFmt w:val="bullet"/>
-      <w:lvlText w:val=""/>
-      <w:lvlJc w:val="left"/>
-      <w:pPr>
-        <w:tabs>
-          <w:tab w:val="num" w:pos="2880"/>
-        </w:tabs>
-        <w:ind w:left="2880" w:hanging="360"/>
-      </w:pPr>
-      <w:rPr>
-        <w:rFonts w:ascii="Wingdings" w:hAnsi="Wingdings" w:hint="default"/>
-      </w:rPr>
-    </w:lvl>
-    <w:lvl w:ilvl="4">
-      <w:start w:val="1"/>
-      <w:numFmt w:val="bullet"/>
-      <w:lvlText w:val=""/>
-      <w:lvlJc w:val="left"/>
-      <w:pPr>
-        <w:tabs>
-          <w:tab w:val="num" w:pos="3600"/>
-        </w:tabs>
-        <w:ind w:left="3600" w:hanging="360"/>
-      </w:pPr>
-      <w:rPr>
-        <w:rFonts w:ascii="Wingdings" w:hAnsi="Wingdings" w:hint="default"/>
-      </w:rPr>
-    </w:lvl>
-    <w:lvl w:ilvl="5">
-      <w:start w:val="1"/>
-      <w:numFmt w:val="bullet"/>
-      <w:lvlText w:val=""/>
-      <w:lvlJc w:val="left"/>
-      <w:pPr>
-        <w:tabs>
-          <w:tab w:val="num" w:pos="4320"/>
-        </w:tabs>
-        <w:ind w:left="4320" w:hanging="360"/>
-      </w:pPr>
-      <w:rPr>
-        <w:rFonts w:ascii="Wingdings" w:hAnsi="Wingdings" w:hint="default"/>
-      </w:rPr>
-    </w:lvl>
-    <w:lvl w:ilvl="6">
-      <w:start w:val="1"/>
-      <w:numFmt w:val="bullet"/>
-      <w:lvlText w:val=""/>
-      <w:lvlJc w:val="left"/>
-      <w:pPr>
-        <w:tabs>
-          <w:tab w:val="num" w:pos="5040"/>
-        </w:tabs>
-        <w:ind w:left="5040" w:hanging="360"/>
-      </w:pPr>
-      <w:rPr>
-        <w:rFonts w:ascii="Wingdings" w:hAnsi="Wingdings" w:hint="default"/>
-      </w:rPr>
-    </w:lvl>
-    <w:lvl w:ilvl="7">
-      <w:start w:val="1"/>
-      <w:numFmt w:val="bullet"/>
-      <w:lvlText w:val=""/>
-      <w:lvlJc w:val="left"/>
-      <w:pPr>
-        <w:tabs>
-          <w:tab w:val="num" w:pos="5760"/>
-        </w:tabs>
-        <w:ind w:left="5760" w:hanging="360"/>
-      </w:pPr>
-      <w:rPr>
-        <w:rFonts w:ascii="Wingdings" w:hAnsi="Wingdings" w:hint="default"/>
-      </w:rPr>
-    </w:lvl>
-  </w:abstractNum>
-  <w:num w:numId="1">
+  <w:num w:numId="1" w16cid:durableId="1433164463">
     <w:abstractNumId w:val="1"/>
   </w:num>
-  <w:num w:numId="2">
+  <w:num w:numId="2" w16cid:durableId="697317548">
+    <w:abstractNumId w:val="7"/>
+  </w:num>
+  <w:num w:numId="3" w16cid:durableId="1069959051">
+    <w:abstractNumId w:val="6"/>
+  </w:num>
+  <w:num w:numId="4" w16cid:durableId="1380133203">
     <w:abstractNumId w:val="2"/>
   </w:num>
-  <w:num w:numId="3">
+  <w:num w:numId="5" w16cid:durableId="1478572142">
+    <w:abstractNumId w:val="5"/>
+  </w:num>
+  <w:num w:numId="6" w16cid:durableId="1487820984">
     <w:abstractNumId w:val="3"/>
   </w:num>
-  <w:num w:numId="4">
+  <w:num w:numId="7" w16cid:durableId="1193692930">
     <w:abstractNumId w:val="4"/>
   </w:num>
-  <w:num w:numId="5">
-    <w:abstractNumId w:val="5"/>
-  </w:num>
-  <w:num w:numId="6">
-    <w:abstractNumId w:val="6"/>
-  </w:num>
-  <w:num w:numId="7">
-    <w:abstractNumId w:val="7"/>
-  </w:num>
-  <w:num w:numId="8">
-    <w:abstractNumId w:val="8"/>
+  <w:num w:numId="8" w16cid:durableId="873692737">
+    <w:abstractNumId w:val="0"/>
   </w:num>
 </w:numbering>
 </file>
 
 <file path=word/styles.xml><?xml version="1.0" encoding="utf-8"?>
-<w:styles xmlns:w="http://schemas.openxmlformats.org/wordprocessingml/2006/main" xmlns:r="http://schemas.openxmlformats.org/officeDocument/2006/relationships">
+<w:styles xmlns:mc="http://schemas.openxmlformats.org/markup-compatibility/2006" xmlns:r="http://schemas.openxmlformats.org/officeDocument/2006/relationships" xmlns:w="http://schemas.openxmlformats.org/wordprocessingml/2006/main" xmlns:w14="http://schemas.microsoft.com/office/word/2010/wordml" xmlns:w15="http://schemas.microsoft.com/office/word/2012/wordml" xmlns:w16cex="http://schemas.microsoft.com/office/word/2018/wordml/cex" xmlns:w16cid="http://schemas.microsoft.com/office/word/2016/wordml/cid" xmlns:w16="http://schemas.microsoft.com/office/word/2018/wordml" xmlns:w16du="http://schemas.microsoft.com/office/word/2023/wordml/word16du" xmlns:w16sdtdh="http://schemas.microsoft.com/office/word/2020/wordml/sdtdatahash" xmlns:w16sdtfl="http://schemas.microsoft.com/office/word/2024/wordml/sdtformatlock" xmlns:w16se="http://schemas.microsoft.com/office/word/2015/wordml/symex" mc:Ignorable="w14 w15 w16se w16cid w16 w16cex w16sdtdh w16sdtfl w16du">
   <w:docDefaults>
     <w:rPrDefault>
       <w:rPr>
-        <w:rFonts w:ascii="Times New Roman" w:eastAsiaTheme="minorHAnsi" w:hAnsiTheme="minorHAnsi" w:cstheme="minorBidi"/>
+        <w:rFonts w:ascii="Times New Roman" w:eastAsiaTheme="minorEastAsia" w:hAnsiTheme="minorHAnsi" w:cstheme="minorBidi"/>
         <w:sz w:val="22"/>
         <w:szCs w:val="22"/>
         <w:lang w:val="en-US" w:eastAsia="en-US" w:bidi="ar-SA"/>
@@ -2851,17 +3186,393 @@
       </w:pPr>
     </w:pPrDefault>
   </w:docDefaults>
-  <w:style w:type="character" w:styleId="Hyperlink">
-    <w:name w:val="Hyperlink"/>
-    <w:rPr>
-      <w:color w:val="0000FF"/>
-      <w:u w:val="single"/>
-    </w:rPr>
+  <w:latentStyles w:defLockedState="0" w:defUIPriority="99" w:defSemiHidden="0" w:defUnhideWhenUsed="0" w:defQFormat="0" w:count="376">
+    <w:lsdException w:name="Normal" w:uiPriority="0" w:qFormat="1"/>
+    <w:lsdException w:name="heading 1" w:uiPriority="9" w:qFormat="1"/>
+    <w:lsdException w:name="heading 2" w:semiHidden="1" w:uiPriority="9" w:unhideWhenUsed="1" w:qFormat="1"/>
+    <w:lsdException w:name="heading 3" w:semiHidden="1" w:uiPriority="9" w:unhideWhenUsed="1" w:qFormat="1"/>
+    <w:lsdException w:name="heading 4" w:semiHidden="1" w:uiPriority="9" w:unhideWhenUsed="1" w:qFormat="1"/>
+    <w:lsdException w:name="heading 5" w:semiHidden="1" w:uiPriority="9" w:unhideWhenUsed="1" w:qFormat="1"/>
+    <w:lsdException w:name="heading 6" w:semiHidden="1" w:uiPriority="9" w:unhideWhenUsed="1" w:qFormat="1"/>
+    <w:lsdException w:name="heading 7" w:semiHidden="1" w:uiPriority="9" w:unhideWhenUsed="1" w:qFormat="1"/>
+    <w:lsdException w:name="heading 8" w:semiHidden="1" w:uiPriority="9" w:unhideWhenUsed="1" w:qFormat="1"/>
+    <w:lsdException w:name="heading 9" w:semiHidden="1" w:uiPriority="9" w:unhideWhenUsed="1" w:qFormat="1"/>
+    <w:lsdException w:name="index 1" w:semiHidden="1" w:unhideWhenUsed="1"/>
+    <w:lsdException w:name="index 2" w:semiHidden="1" w:unhideWhenUsed="1"/>
+    <w:lsdException w:name="index 3" w:semiHidden="1" w:unhideWhenUsed="1"/>
+    <w:lsdException w:name="index 4" w:semiHidden="1" w:unhideWhenUsed="1"/>
+    <w:lsdException w:name="index 5" w:semiHidden="1" w:unhideWhenUsed="1"/>
+    <w:lsdException w:name="index 6" w:semiHidden="1" w:unhideWhenUsed="1"/>
+    <w:lsdException w:name="index 7" w:semiHidden="1" w:unhideWhenUsed="1"/>
+    <w:lsdException w:name="index 8" w:semiHidden="1" w:unhideWhenUsed="1"/>
+    <w:lsdException w:name="index 9" w:semiHidden="1" w:unhideWhenUsed="1"/>
+    <w:lsdException w:name="toc 1" w:semiHidden="1" w:uiPriority="39" w:unhideWhenUsed="1"/>
+    <w:lsdException w:name="toc 2" w:semiHidden="1" w:uiPriority="39" w:unhideWhenUsed="1"/>
+    <w:lsdException w:name="toc 3" w:semiHidden="1" w:uiPriority="39" w:unhideWhenUsed="1"/>
+    <w:lsdException w:name="toc 4" w:semiHidden="1" w:uiPriority="39" w:unhideWhenUsed="1"/>
+    <w:lsdException w:name="toc 5" w:semiHidden="1" w:uiPriority="39" w:unhideWhenUsed="1"/>
+    <w:lsdException w:name="toc 6" w:semiHidden="1" w:uiPriority="39" w:unhideWhenUsed="1"/>
+    <w:lsdException w:name="toc 7" w:semiHidden="1" w:uiPriority="39" w:unhideWhenUsed="1"/>
+    <w:lsdException w:name="toc 8" w:semiHidden="1" w:uiPriority="39" w:unhideWhenUsed="1"/>
+    <w:lsdException w:name="toc 9" w:semiHidden="1" w:uiPriority="39" w:unhideWhenUsed="1"/>
+    <w:lsdException w:name="Normal Indent" w:semiHidden="1" w:unhideWhenUsed="1"/>
+    <w:lsdException w:name="footnote text" w:semiHidden="1" w:unhideWhenUsed="1"/>
+    <w:lsdException w:name="annotation text" w:semiHidden="1" w:unhideWhenUsed="1"/>
+    <w:lsdException w:name="header" w:semiHidden="1" w:unhideWhenUsed="1"/>
+    <w:lsdException w:name="footer" w:semiHidden="1" w:unhideWhenUsed="1"/>
+    <w:lsdException w:name="index heading" w:semiHidden="1" w:unhideWhenUsed="1"/>
+    <w:lsdException w:name="caption" w:semiHidden="1" w:uiPriority="35" w:unhideWhenUsed="1" w:qFormat="1"/>
+    <w:lsdException w:name="table of figures" w:semiHidden="1" w:unhideWhenUsed="1"/>
+    <w:lsdException w:name="envelope address" w:semiHidden="1" w:unhideWhenUsed="1"/>
+    <w:lsdException w:name="envelope return" w:semiHidden="1" w:unhideWhenUsed="1"/>
+    <w:lsdException w:name="footnote reference" w:semiHidden="1" w:unhideWhenUsed="1"/>
+    <w:lsdException w:name="annotation reference" w:semiHidden="1" w:unhideWhenUsed="1"/>
+    <w:lsdException w:name="line number" w:semiHidden="1" w:unhideWhenUsed="1"/>
+    <w:lsdException w:name="page number" w:semiHidden="1" w:unhideWhenUsed="1"/>
+    <w:lsdException w:name="endnote reference" w:semiHidden="1" w:unhideWhenUsed="1"/>
+    <w:lsdException w:name="endnote text" w:semiHidden="1" w:unhideWhenUsed="1"/>
+    <w:lsdException w:name="table of authorities" w:semiHidden="1" w:unhideWhenUsed="1"/>
+    <w:lsdException w:name="macro" w:semiHidden="1" w:unhideWhenUsed="1"/>
+    <w:lsdException w:name="toa heading" w:semiHidden="1" w:unhideWhenUsed="1"/>
+    <w:lsdException w:name="List" w:semiHidden="1" w:unhideWhenUsed="1"/>
+    <w:lsdException w:name="List Bullet" w:semiHidden="1" w:unhideWhenUsed="1"/>
+    <w:lsdException w:name="List Number" w:semiHidden="1" w:unhideWhenUsed="1"/>
+    <w:lsdException w:name="List 2" w:semiHidden="1" w:unhideWhenUsed="1"/>
+    <w:lsdException w:name="List 3" w:semiHidden="1" w:unhideWhenUsed="1"/>
+    <w:lsdException w:name="List 4" w:semiHidden="1" w:unhideWhenUsed="1"/>
+    <w:lsdException w:name="List 5" w:semiHidden="1" w:unhideWhenUsed="1"/>
+    <w:lsdException w:name="List Bullet 2" w:semiHidden="1" w:unhideWhenUsed="1"/>
+    <w:lsdException w:name="List Bullet 3" w:semiHidden="1" w:unhideWhenUsed="1"/>
+    <w:lsdException w:name="List Bullet 4" w:semiHidden="1" w:unhideWhenUsed="1"/>
+    <w:lsdException w:name="List Bullet 5" w:semiHidden="1" w:unhideWhenUsed="1"/>
+    <w:lsdException w:name="List Number 2" w:semiHidden="1" w:unhideWhenUsed="1"/>
+    <w:lsdException w:name="List Number 3" w:semiHidden="1" w:unhideWhenUsed="1"/>
+    <w:lsdException w:name="List Number 4" w:semiHidden="1" w:unhideWhenUsed="1"/>
+    <w:lsdException w:name="List Number 5" w:semiHidden="1" w:unhideWhenUsed="1"/>
+    <w:lsdException w:name="Title" w:uiPriority="10" w:qFormat="1"/>
+    <w:lsdException w:name="Closing" w:semiHidden="1" w:unhideWhenUsed="1"/>
+    <w:lsdException w:name="Signature" w:semiHidden="1" w:unhideWhenUsed="1"/>
+    <w:lsdException w:name="Default Paragraph Font" w:semiHidden="1" w:uiPriority="1" w:unhideWhenUsed="1"/>
+    <w:lsdException w:name="Body Text" w:semiHidden="1" w:unhideWhenUsed="1"/>
+    <w:lsdException w:name="Body Text Indent" w:semiHidden="1" w:unhideWhenUsed="1"/>
+    <w:lsdException w:name="List Continue" w:semiHidden="1" w:unhideWhenUsed="1"/>
+    <w:lsdException w:name="List Continue 2" w:semiHidden="1" w:unhideWhenUsed="1"/>
+    <w:lsdException w:name="List Continue 3" w:semiHidden="1" w:unhideWhenUsed="1"/>
+    <w:lsdException w:name="List Continue 4" w:semiHidden="1" w:unhideWhenUsed="1"/>
+    <w:lsdException w:name="List Continue 5" w:semiHidden="1" w:unhideWhenUsed="1"/>
+    <w:lsdException w:name="Message Header" w:semiHidden="1" w:unhideWhenUsed="1"/>
+    <w:lsdException w:name="Subtitle" w:uiPriority="11" w:qFormat="1"/>
+    <w:lsdException w:name="Salutation" w:semiHidden="1" w:unhideWhenUsed="1"/>
+    <w:lsdException w:name="Date" w:semiHidden="1" w:unhideWhenUsed="1"/>
+    <w:lsdException w:name="Body Text First Indent" w:semiHidden="1" w:unhideWhenUsed="1"/>
+    <w:lsdException w:name="Body Text First Indent 2" w:semiHidden="1" w:unhideWhenUsed="1"/>
+    <w:lsdException w:name="Note Heading" w:semiHidden="1" w:unhideWhenUsed="1"/>
+    <w:lsdException w:name="Body Text 2" w:semiHidden="1" w:unhideWhenUsed="1"/>
+    <w:lsdException w:name="Body Text 3" w:semiHidden="1" w:unhideWhenUsed="1"/>
+    <w:lsdException w:name="Body Text Indent 2" w:semiHidden="1" w:unhideWhenUsed="1"/>
+    <w:lsdException w:name="Body Text Indent 3" w:semiHidden="1" w:unhideWhenUsed="1"/>
+    <w:lsdException w:name="Block Text" w:semiHidden="1" w:unhideWhenUsed="1"/>
+    <w:lsdException w:name="Hyperlink" w:semiHidden="1" w:unhideWhenUsed="1"/>
+    <w:lsdException w:name="FollowedHyperlink" w:semiHidden="1" w:unhideWhenUsed="1"/>
+    <w:lsdException w:name="Strong" w:uiPriority="22" w:qFormat="1"/>
+    <w:lsdException w:name="Emphasis" w:uiPriority="20" w:qFormat="1"/>
+    <w:lsdException w:name="Document Map" w:semiHidden="1" w:unhideWhenUsed="1"/>
+    <w:lsdException w:name="Plain Text" w:semiHidden="1" w:unhideWhenUsed="1"/>
+    <w:lsdException w:name="E-mail Signature" w:semiHidden="1" w:unhideWhenUsed="1"/>
+    <w:lsdException w:name="HTML Top of Form" w:semiHidden="1" w:unhideWhenUsed="1"/>
+    <w:lsdException w:name="HTML Bottom of Form" w:semiHidden="1" w:unhideWhenUsed="1"/>
+    <w:lsdException w:name="Normal (Web)" w:semiHidden="1" w:unhideWhenUsed="1"/>
+    <w:lsdException w:name="HTML Acronym" w:semiHidden="1" w:unhideWhenUsed="1"/>
+    <w:lsdException w:name="HTML Address" w:semiHidden="1" w:unhideWhenUsed="1"/>
+    <w:lsdException w:name="HTML Cite" w:semiHidden="1" w:unhideWhenUsed="1"/>
+    <w:lsdException w:name="HTML Code" w:semiHidden="1" w:unhideWhenUsed="1"/>
+    <w:lsdException w:name="HTML Definition" w:semiHidden="1" w:unhideWhenUsed="1"/>
+    <w:lsdException w:name="HTML Keyboard" w:semiHidden="1" w:unhideWhenUsed="1"/>
+    <w:lsdException w:name="HTML Preformatted" w:semiHidden="1" w:unhideWhenUsed="1"/>
+    <w:lsdException w:name="HTML Sample" w:semiHidden="1" w:unhideWhenUsed="1"/>
+    <w:lsdException w:name="HTML Typewriter" w:semiHidden="1" w:unhideWhenUsed="1"/>
+    <w:lsdException w:name="HTML Variable" w:semiHidden="1" w:unhideWhenUsed="1"/>
+    <w:lsdException w:name="Normal Table" w:semiHidden="1" w:unhideWhenUsed="1"/>
+    <w:lsdException w:name="annotation subject" w:semiHidden="1" w:unhideWhenUsed="1"/>
+    <w:lsdException w:name="No List" w:semiHidden="1" w:unhideWhenUsed="1"/>
+    <w:lsdException w:name="Outline List 1" w:semiHidden="1" w:unhideWhenUsed="1"/>
+    <w:lsdException w:name="Outline List 2" w:semiHidden="1" w:unhideWhenUsed="1"/>
+    <w:lsdException w:name="Outline List 3" w:semiHidden="1" w:unhideWhenUsed="1"/>
+    <w:lsdException w:name="Table Simple 1" w:semiHidden="1" w:unhideWhenUsed="1"/>
+    <w:lsdException w:name="Table Simple 2" w:semiHidden="1" w:unhideWhenUsed="1"/>
+    <w:lsdException w:name="Table Simple 3" w:semiHidden="1" w:unhideWhenUsed="1"/>
+    <w:lsdException w:name="Table Classic 1" w:semiHidden="1" w:unhideWhenUsed="1"/>
+    <w:lsdException w:name="Table Classic 2" w:semiHidden="1" w:unhideWhenUsed="1"/>
+    <w:lsdException w:name="Table Classic 3" w:semiHidden="1" w:unhideWhenUsed="1"/>
+    <w:lsdException w:name="Table Classic 4" w:semiHidden="1" w:unhideWhenUsed="1"/>
+    <w:lsdException w:name="Table Colorful 1" w:semiHidden="1" w:unhideWhenUsed="1"/>
+    <w:lsdException w:name="Table Colorful 2" w:semiHidden="1" w:unhideWhenUsed="1"/>
+    <w:lsdException w:name="Table Colorful 3" w:semiHidden="1" w:unhideWhenUsed="1"/>
+    <w:lsdException w:name="Table Columns 1" w:semiHidden="1" w:unhideWhenUsed="1"/>
+    <w:lsdException w:name="Table Columns 2" w:semiHidden="1" w:unhideWhenUsed="1"/>
+    <w:lsdException w:name="Table Columns 3" w:semiHidden="1" w:unhideWhenUsed="1"/>
+    <w:lsdException w:name="Table Columns 4" w:semiHidden="1" w:unhideWhenUsed="1"/>
+    <w:lsdException w:name="Table Columns 5" w:semiHidden="1" w:unhideWhenUsed="1"/>
+    <w:lsdException w:name="Table Grid 1" w:semiHidden="1" w:unhideWhenUsed="1"/>
+    <w:lsdException w:name="Table Grid 2" w:semiHidden="1" w:unhideWhenUsed="1"/>
+    <w:lsdException w:name="Table Grid 3" w:semiHidden="1" w:unhideWhenUsed="1"/>
+    <w:lsdException w:name="Table Grid 4" w:semiHidden="1" w:unhideWhenUsed="1"/>
+    <w:lsdException w:name="Table Grid 5" w:semiHidden="1" w:unhideWhenUsed="1"/>
+    <w:lsdException w:name="Table Grid 6" w:semiHidden="1" w:unhideWhenUsed="1"/>
+    <w:lsdException w:name="Table Grid 7" w:semiHidden="1" w:unhideWhenUsed="1"/>
+    <w:lsdException w:name="Table Grid 8" w:semiHidden="1" w:unhideWhenUsed="1"/>
+    <w:lsdException w:name="Table List 1" w:semiHidden="1" w:unhideWhenUsed="1"/>
+    <w:lsdException w:name="Table List 2" w:semiHidden="1" w:unhideWhenUsed="1"/>
+    <w:lsdException w:name="Table List 3" w:semiHidden="1" w:unhideWhenUsed="1"/>
+    <w:lsdException w:name="Table List 4" w:semiHidden="1" w:unhideWhenUsed="1"/>
+    <w:lsdException w:name="Table List 5" w:semiHidden="1" w:unhideWhenUsed="1"/>
+    <w:lsdException w:name="Table List 6" w:semiHidden="1" w:unhideWhenUsed="1"/>
+    <w:lsdException w:name="Table List 7" w:semiHidden="1" w:unhideWhenUsed="1"/>
+    <w:lsdException w:name="Table List 8" w:semiHidden="1" w:unhideWhenUsed="1"/>
+    <w:lsdException w:name="Table 3D effects 1" w:semiHidden="1" w:unhideWhenUsed="1"/>
+    <w:lsdException w:name="Table 3D effects 2" w:semiHidden="1" w:unhideWhenUsed="1"/>
+    <w:lsdException w:name="Table 3D effects 3" w:semiHidden="1" w:unhideWhenUsed="1"/>
+    <w:lsdException w:name="Table Contemporary" w:semiHidden="1" w:unhideWhenUsed="1"/>
+    <w:lsdException w:name="Table Elegant" w:semiHidden="1" w:unhideWhenUsed="1"/>
+    <w:lsdException w:name="Table Professional" w:semiHidden="1" w:unhideWhenUsed="1"/>
+    <w:lsdException w:name="Table Subtle 1" w:semiHidden="1" w:unhideWhenUsed="1"/>
+    <w:lsdException w:name="Table Subtle 2" w:semiHidden="1" w:unhideWhenUsed="1"/>
+    <w:lsdException w:name="Table Web 1" w:semiHidden="1" w:unhideWhenUsed="1"/>
+    <w:lsdException w:name="Table Web 2" w:semiHidden="1" w:unhideWhenUsed="1"/>
+    <w:lsdException w:name="Table Web 3" w:semiHidden="1" w:unhideWhenUsed="1"/>
+    <w:lsdException w:name="Balloon Text" w:semiHidden="1" w:unhideWhenUsed="1"/>
+    <w:lsdException w:name="Table Grid" w:uiPriority="39"/>
+    <w:lsdException w:name="Table Theme" w:semiHidden="1" w:unhideWhenUsed="1"/>
+    <w:lsdException w:name="Placeholder Text" w:semiHidden="1"/>
+    <w:lsdException w:name="No Spacing" w:uiPriority="1" w:qFormat="1"/>
+    <w:lsdException w:name="Light Shading" w:uiPriority="60"/>
+    <w:lsdException w:name="Light List" w:uiPriority="61"/>
+    <w:lsdException w:name="Light Grid" w:uiPriority="62"/>
+    <w:lsdException w:name="Medium Shading 1" w:uiPriority="63"/>
+    <w:lsdException w:name="Medium Shading 2" w:uiPriority="64"/>
+    <w:lsdException w:name="Medium List 1" w:uiPriority="65"/>
+    <w:lsdException w:name="Medium List 2" w:uiPriority="66"/>
+    <w:lsdException w:name="Medium Grid 1" w:uiPriority="67"/>
+    <w:lsdException w:name="Medium Grid 2" w:uiPriority="68"/>
+    <w:lsdException w:name="Medium Grid 3" w:uiPriority="69"/>
+    <w:lsdException w:name="Dark List" w:uiPriority="70"/>
+    <w:lsdException w:name="Colorful Shading" w:uiPriority="71"/>
+    <w:lsdException w:name="Colorful List" w:uiPriority="72"/>
+    <w:lsdException w:name="Colorful Grid" w:uiPriority="73"/>
+    <w:lsdException w:name="Light Shading Accent 1" w:uiPriority="60"/>
+    <w:lsdException w:name="Light List Accent 1" w:uiPriority="61"/>
+    <w:lsdException w:name="Light Grid Accent 1" w:uiPriority="62"/>
+    <w:lsdException w:name="Medium Shading 1 Accent 1" w:uiPriority="63"/>
+    <w:lsdException w:name="Medium Shading 2 Accent 1" w:uiPriority="64"/>
+    <w:lsdException w:name="Medium List 1 Accent 1" w:uiPriority="65"/>
+    <w:lsdException w:name="Revision" w:semiHidden="1"/>
+    <w:lsdException w:name="List Paragraph" w:uiPriority="34" w:qFormat="1"/>
+    <w:lsdException w:name="Quote" w:uiPriority="29" w:qFormat="1"/>
+    <w:lsdException w:name="Intense Quote" w:uiPriority="30" w:qFormat="1"/>
+    <w:lsdException w:name="Medium List 2 Accent 1" w:uiPriority="66"/>
+    <w:lsdException w:name="Medium Grid 1 Accent 1" w:uiPriority="67"/>
+    <w:lsdException w:name="Medium Grid 2 Accent 1" w:uiPriority="68"/>
+    <w:lsdException w:name="Medium Grid 3 Accent 1" w:uiPriority="69"/>
+    <w:lsdException w:name="Dark List Accent 1" w:uiPriority="70"/>
+    <w:lsdException w:name="Colorful Shading Accent 1" w:uiPriority="71"/>
+    <w:lsdException w:name="Colorful List Accent 1" w:uiPriority="72"/>
+    <w:lsdException w:name="Colorful Grid Accent 1" w:uiPriority="73"/>
+    <w:lsdException w:name="Light Shading Accent 2" w:uiPriority="60"/>
+    <w:lsdException w:name="Light List Accent 2" w:uiPriority="61"/>
+    <w:lsdException w:name="Light Grid Accent 2" w:uiPriority="62"/>
+    <w:lsdException w:name="Medium Shading 1 Accent 2" w:uiPriority="63"/>
+    <w:lsdException w:name="Medium Shading 2 Accent 2" w:uiPriority="64"/>
+    <w:lsdException w:name="Medium List 1 Accent 2" w:uiPriority="65"/>
+    <w:lsdException w:name="Medium List 2 Accent 2" w:uiPriority="66"/>
+    <w:lsdException w:name="Medium Grid 1 Accent 2" w:uiPriority="67"/>
+    <w:lsdException w:name="Medium Grid 2 Accent 2" w:uiPriority="68"/>
+    <w:lsdException w:name="Medium Grid 3 Accent 2" w:uiPriority="69"/>
+    <w:lsdException w:name="Dark List Accent 2" w:uiPriority="70"/>
+    <w:lsdException w:name="Colorful Shading Accent 2" w:uiPriority="71"/>
+    <w:lsdException w:name="Colorful List Accent 2" w:uiPriority="72"/>
+    <w:lsdException w:name="Colorful Grid Accent 2" w:uiPriority="73"/>
+    <w:lsdException w:name="Light Shading Accent 3" w:uiPriority="60"/>
+    <w:lsdException w:name="Light List Accent 3" w:uiPriority="61"/>
+    <w:lsdException w:name="Light Grid Accent 3" w:uiPriority="62"/>
+    <w:lsdException w:name="Medium Shading 1 Accent 3" w:uiPriority="63"/>
+    <w:lsdException w:name="Medium Shading 2 Accent 3" w:uiPriority="64"/>
+    <w:lsdException w:name="Medium List 1 Accent 3" w:uiPriority="65"/>
+    <w:lsdException w:name="Medium List 2 Accent 3" w:uiPriority="66"/>
+    <w:lsdException w:name="Medium Grid 1 Accent 3" w:uiPriority="67"/>
+    <w:lsdException w:name="Medium Grid 2 Accent 3" w:uiPriority="68"/>
+    <w:lsdException w:name="Medium Grid 3 Accent 3" w:uiPriority="69"/>
+    <w:lsdException w:name="Dark List Accent 3" w:uiPriority="70"/>
+    <w:lsdException w:name="Colorful Shading Accent 3" w:uiPriority="71"/>
+    <w:lsdException w:name="Colorful List Accent 3" w:uiPriority="72"/>
+    <w:lsdException w:name="Colorful Grid Accent 3" w:uiPriority="73"/>
+    <w:lsdException w:name="Light Shading Accent 4" w:uiPriority="60"/>
+    <w:lsdException w:name="Light List Accent 4" w:uiPriority="61"/>
+    <w:lsdException w:name="Light Grid Accent 4" w:uiPriority="62"/>
+    <w:lsdException w:name="Medium Shading 1 Accent 4" w:uiPriority="63"/>
+    <w:lsdException w:name="Medium Shading 2 Accent 4" w:uiPriority="64"/>
+    <w:lsdException w:name="Medium List 1 Accent 4" w:uiPriority="65"/>
+    <w:lsdException w:name="Medium List 2 Accent 4" w:uiPriority="66"/>
+    <w:lsdException w:name="Medium Grid 1 Accent 4" w:uiPriority="67"/>
+    <w:lsdException w:name="Medium Grid 2 Accent 4" w:uiPriority="68"/>
+    <w:lsdException w:name="Medium Grid 3 Accent 4" w:uiPriority="69"/>
+    <w:lsdException w:name="Dark List Accent 4" w:uiPriority="70"/>
+    <w:lsdException w:name="Colorful Shading Accent 4" w:uiPriority="71"/>
+    <w:lsdException w:name="Colorful List Accent 4" w:uiPriority="72"/>
+    <w:lsdException w:name="Colorful Grid Accent 4" w:uiPriority="73"/>
+    <w:lsdException w:name="Light Shading Accent 5" w:uiPriority="60"/>
+    <w:lsdException w:name="Light List Accent 5" w:uiPriority="61"/>
+    <w:lsdException w:name="Light Grid Accent 5" w:uiPriority="62"/>
+    <w:lsdException w:name="Medium Shading 1 Accent 5" w:uiPriority="63"/>
+    <w:lsdException w:name="Medium Shading 2 Accent 5" w:uiPriority="64"/>
+    <w:lsdException w:name="Medium List 1 Accent 5" w:uiPriority="65"/>
+    <w:lsdException w:name="Medium List 2 Accent 5" w:uiPriority="66"/>
+    <w:lsdException w:name="Medium Grid 1 Accent 5" w:uiPriority="67"/>
+    <w:lsdException w:name="Medium Grid 2 Accent 5" w:uiPriority="68"/>
+    <w:lsdException w:name="Medium Grid 3 Accent 5" w:uiPriority="69"/>
+    <w:lsdException w:name="Dark List Accent 5" w:uiPriority="70"/>
+    <w:lsdException w:name="Colorful Shading Accent 5" w:uiPriority="71"/>
+    <w:lsdException w:name="Colorful List Accent 5" w:uiPriority="72"/>
+    <w:lsdException w:name="Colorful Grid Accent 5" w:uiPriority="73"/>
+    <w:lsdException w:name="Light Shading Accent 6" w:uiPriority="60"/>
+    <w:lsdException w:name="Light List Accent 6" w:uiPriority="61"/>
+    <w:lsdException w:name="Light Grid Accent 6" w:uiPriority="62"/>
+    <w:lsdException w:name="Medium Shading 1 Accent 6" w:uiPriority="63"/>
+    <w:lsdException w:name="Medium Shading 2 Accent 6" w:uiPriority="64"/>
+    <w:lsdException w:name="Medium List 1 Accent 6" w:uiPriority="65"/>
+    <w:lsdException w:name="Medium List 2 Accent 6" w:uiPriority="66"/>
+    <w:lsdException w:name="Medium Grid 1 Accent 6" w:uiPriority="67"/>
+    <w:lsdException w:name="Medium Grid 2 Accent 6" w:uiPriority="68"/>
+    <w:lsdException w:name="Medium Grid 3 Accent 6" w:uiPriority="69"/>
+    <w:lsdException w:name="Dark List Accent 6" w:uiPriority="70"/>
+    <w:lsdException w:name="Colorful Shading Accent 6" w:uiPriority="71"/>
+    <w:lsdException w:name="Colorful List Accent 6" w:uiPriority="72"/>
+    <w:lsdException w:name="Colorful Grid Accent 6" w:uiPriority="73"/>
+    <w:lsdException w:name="Subtle Emphasis" w:uiPriority="19" w:qFormat="1"/>
+    <w:lsdException w:name="Intense Emphasis" w:uiPriority="21" w:qFormat="1"/>
+    <w:lsdException w:name="Subtle Reference" w:uiPriority="31" w:qFormat="1"/>
+    <w:lsdException w:name="Intense Reference" w:uiPriority="32" w:qFormat="1"/>
+    <w:lsdException w:name="Book Title" w:uiPriority="33" w:qFormat="1"/>
+    <w:lsdException w:name="Bibliography" w:semiHidden="1" w:uiPriority="37" w:unhideWhenUsed="1"/>
+    <w:lsdException w:name="TOC Heading" w:semiHidden="1" w:uiPriority="39" w:unhideWhenUsed="1" w:qFormat="1"/>
+    <w:lsdException w:name="Plain Table 1" w:uiPriority="41"/>
+    <w:lsdException w:name="Plain Table 2" w:uiPriority="42"/>
+    <w:lsdException w:name="Plain Table 3" w:uiPriority="43"/>
+    <w:lsdException w:name="Plain Table 4" w:uiPriority="44"/>
+    <w:lsdException w:name="Plain Table 5" w:uiPriority="45"/>
+    <w:lsdException w:name="Grid Table Light" w:uiPriority="40"/>
+    <w:lsdException w:name="Grid Table 1 Light" w:uiPriority="46"/>
+    <w:lsdException w:name="Grid Table 2" w:uiPriority="47"/>
+    <w:lsdException w:name="Grid Table 3" w:uiPriority="48"/>
+    <w:lsdException w:name="Grid Table 4" w:uiPriority="49"/>
+    <w:lsdException w:name="Grid Table 5 Dark" w:uiPriority="50"/>
+    <w:lsdException w:name="Grid Table 6 Colorful" w:uiPriority="51"/>
+    <w:lsdException w:name="Grid Table 7 Colorful" w:uiPriority="52"/>
+    <w:lsdException w:name="Grid Table 1 Light Accent 1" w:uiPriority="46"/>
+    <w:lsdException w:name="Grid Table 2 Accent 1" w:uiPriority="47"/>
+    <w:lsdException w:name="Grid Table 3 Accent 1" w:uiPriority="48"/>
+    <w:lsdException w:name="Grid Table 4 Accent 1" w:uiPriority="49"/>
+    <w:lsdException w:name="Grid Table 5 Dark Accent 1" w:uiPriority="50"/>
+    <w:lsdException w:name="Grid Table 6 Colorful Accent 1" w:uiPriority="51"/>
+    <w:lsdException w:name="Grid Table 7 Colorful Accent 1" w:uiPriority="52"/>
+    <w:lsdException w:name="Grid Table 1 Light Accent 2" w:uiPriority="46"/>
+    <w:lsdException w:name="Grid Table 2 Accent 2" w:uiPriority="47"/>
+    <w:lsdException w:name="Grid Table 3 Accent 2" w:uiPriority="48"/>
+    <w:lsdException w:name="Grid Table 4 Accent 2" w:uiPriority="49"/>
+    <w:lsdException w:name="Grid Table 5 Dark Accent 2" w:uiPriority="50"/>
+    <w:lsdException w:name="Grid Table 6 Colorful Accent 2" w:uiPriority="51"/>
+    <w:lsdException w:name="Grid Table 7 Colorful Accent 2" w:uiPriority="52"/>
+    <w:lsdException w:name="Grid Table 1 Light Accent 3" w:uiPriority="46"/>
+    <w:lsdException w:name="Grid Table 2 Accent 3" w:uiPriority="47"/>
+    <w:lsdException w:name="Grid Table 3 Accent 3" w:uiPriority="48"/>
+    <w:lsdException w:name="Grid Table 4 Accent 3" w:uiPriority="49"/>
+    <w:lsdException w:name="Grid Table 5 Dark Accent 3" w:uiPriority="50"/>
+    <w:lsdException w:name="Grid Table 6 Colorful Accent 3" w:uiPriority="51"/>
+    <w:lsdException w:name="Grid Table 7 Colorful Accent 3" w:uiPriority="52"/>
+    <w:lsdException w:name="Grid Table 1 Light Accent 4" w:uiPriority="46"/>
+    <w:lsdException w:name="Grid Table 2 Accent 4" w:uiPriority="47"/>
+    <w:lsdException w:name="Grid Table 3 Accent 4" w:uiPriority="48"/>
+    <w:lsdException w:name="Grid Table 4 Accent 4" w:uiPriority="49"/>
+    <w:lsdException w:name="Grid Table 5 Dark Accent 4" w:uiPriority="50"/>
+    <w:lsdException w:name="Grid Table 6 Colorful Accent 4" w:uiPriority="51"/>
+    <w:lsdException w:name="Grid Table 7 Colorful Accent 4" w:uiPriority="52"/>
+    <w:lsdException w:name="Grid Table 1 Light Accent 5" w:uiPriority="46"/>
+    <w:lsdException w:name="Grid Table 2 Accent 5" w:uiPriority="47"/>
+    <w:lsdException w:name="Grid Table 3 Accent 5" w:uiPriority="48"/>
+    <w:lsdException w:name="Grid Table 4 Accent 5" w:uiPriority="49"/>
+    <w:lsdException w:name="Grid Table 5 Dark Accent 5" w:uiPriority="50"/>
+    <w:lsdException w:name="Grid Table 6 Colorful Accent 5" w:uiPriority="51"/>
+    <w:lsdException w:name="Grid Table 7 Colorful Accent 5" w:uiPriority="52"/>
+    <w:lsdException w:name="Grid Table 1 Light Accent 6" w:uiPriority="46"/>
+    <w:lsdException w:name="Grid Table 2 Accent 6" w:uiPriority="47"/>
+    <w:lsdException w:name="Grid Table 3 Accent 6" w:uiPriority="48"/>
+    <w:lsdException w:name="Grid Table 4 Accent 6" w:uiPriority="49"/>
+    <w:lsdException w:name="Grid Table 5 Dark Accent 6" w:uiPriority="50"/>
+    <w:lsdException w:name="Grid Table 6 Colorful Accent 6" w:uiPriority="51"/>
+    <w:lsdException w:name="Grid Table 7 Colorful Accent 6" w:uiPriority="52"/>
+    <w:lsdException w:name="List Table 1 Light" w:uiPriority="46"/>
+    <w:lsdException w:name="List Table 2" w:uiPriority="47"/>
+    <w:lsdException w:name="List Table 3" w:uiPriority="48"/>
+    <w:lsdException w:name="List Table 4" w:uiPriority="49"/>
+    <w:lsdException w:name="List Table 5 Dark" w:uiPriority="50"/>
+    <w:lsdException w:name="List Table 6 Colorful" w:uiPriority="51"/>
+    <w:lsdException w:name="List Table 7 Colorful" w:uiPriority="52"/>
+    <w:lsdException w:name="List Table 1 Light Accent 1" w:uiPriority="46"/>
+    <w:lsdException w:name="List Table 2 Accent 1" w:uiPriority="47"/>
+    <w:lsdException w:name="List Table 3 Accent 1" w:uiPriority="48"/>
+    <w:lsdException w:name="List Table 4 Accent 1" w:uiPriority="49"/>
+    <w:lsdException w:name="List Table 5 Dark Accent 1" w:uiPriority="50"/>
+    <w:lsdException w:name="List Table 6 Colorful Accent 1" w:uiPriority="51"/>
+    <w:lsdException w:name="List Table 7 Colorful Accent 1" w:uiPriority="52"/>
+    <w:lsdException w:name="List Table 1 Light Accent 2" w:uiPriority="46"/>
+    <w:lsdException w:name="List Table 2 Accent 2" w:uiPriority="47"/>
+    <w:lsdException w:name="List Table 3 Accent 2" w:uiPriority="48"/>
+    <w:lsdException w:name="List Table 4 Accent 2" w:uiPriority="49"/>
+    <w:lsdException w:name="List Table 5 Dark Accent 2" w:uiPriority="50"/>
+    <w:lsdException w:name="List Table 6 Colorful Accent 2" w:uiPriority="51"/>
+    <w:lsdException w:name="List Table 7 Colorful Accent 2" w:uiPriority="52"/>
+    <w:lsdException w:name="List Table 1 Light Accent 3" w:uiPriority="46"/>
+    <w:lsdException w:name="List Table 2 Accent 3" w:uiPriority="47"/>
+    <w:lsdException w:name="List Table 3 Accent 3" w:uiPriority="48"/>
+    <w:lsdException w:name="List Table 4 Accent 3" w:uiPriority="49"/>
+    <w:lsdException w:name="List Table 5 Dark Accent 3" w:uiPriority="50"/>
+    <w:lsdException w:name="List Table 6 Colorful Accent 3" w:uiPriority="51"/>
+    <w:lsdException w:name="List Table 7 Colorful Accent 3" w:uiPriority="52"/>
+    <w:lsdException w:name="List Table 1 Light Accent 4" w:uiPriority="46"/>
+    <w:lsdException w:name="List Table 2 Accent 4" w:uiPriority="47"/>
+    <w:lsdException w:name="List Table 3 Accent 4" w:uiPriority="48"/>
+    <w:lsdException w:name="List Table 4 Accent 4" w:uiPriority="49"/>
+    <w:lsdException w:name="List Table 5 Dark Accent 4" w:uiPriority="50"/>
+    <w:lsdException w:name="List Table 6 Colorful Accent 4" w:uiPriority="51"/>
+    <w:lsdException w:name="List Table 7 Colorful Accent 4" w:uiPriority="52"/>
+    <w:lsdException w:name="List Table 1 Light Accent 5" w:uiPriority="46"/>
+    <w:lsdException w:name="List Table 2 Accent 5" w:uiPriority="47"/>
+    <w:lsdException w:name="List Table 3 Accent 5" w:uiPriority="48"/>
+    <w:lsdException w:name="List Table 4 Accent 5" w:uiPriority="49"/>
+    <w:lsdException w:name="List Table 5 Dark Accent 5" w:uiPriority="50"/>
+    <w:lsdException w:name="List Table 6 Colorful Accent 5" w:uiPriority="51"/>
+    <w:lsdException w:name="List Table 7 Colorful Accent 5" w:uiPriority="52"/>
+    <w:lsdException w:name="List Table 1 Light Accent 6" w:uiPriority="46"/>
+    <w:lsdException w:name="List Table 2 Accent 6" w:uiPriority="47"/>
+    <w:lsdException w:name="List Table 3 Accent 6" w:uiPriority="48"/>
+    <w:lsdException w:name="List Table 4 Accent 6" w:uiPriority="49"/>
+    <w:lsdException w:name="List Table 5 Dark Accent 6" w:uiPriority="50"/>
+    <w:lsdException w:name="List Table 6 Colorful Accent 6" w:uiPriority="51"/>
+    <w:lsdException w:name="List Table 7 Colorful Accent 6" w:uiPriority="52"/>
+    <w:lsdException w:name="Mention" w:semiHidden="1" w:unhideWhenUsed="1"/>
+    <w:lsdException w:name="Smart Hyperlink" w:semiHidden="1" w:unhideWhenUsed="1"/>
+    <w:lsdException w:name="Hashtag" w:semiHidden="1" w:unhideWhenUsed="1"/>
+    <w:lsdException w:name="Unresolved Mention" w:semiHidden="1" w:unhideWhenUsed="1"/>
+    <w:lsdException w:name="Smart Link" w:semiHidden="1" w:unhideWhenUsed="1"/>
+  </w:latentStyles>
+  <w:style w:type="paragraph" w:default="1" w:styleId="a">
+    <w:name w:val="Normal"/>
+    <w:qFormat/>
+    <w:pPr>
+      <w:widowControl w:val="0"/>
+    </w:pPr>
   </w:style>
-  <w:style w:type="paragraph" w:styleId="Heading1">
+  <w:style w:type="paragraph" w:styleId="1">
     <w:name w:val="heading 1"/>
-    <w:basedOn w:val="Normal"/>
-    <w:next w:val="Normal"/>
     <w:uiPriority w:val="9"/>
     <w:qFormat/>
     <w:pPr>
@@ -2876,10 +3587,8 @@
       <w:szCs w:val="48"/>
     </w:rPr>
   </w:style>
-  <w:style w:type="paragraph" w:styleId="Heading2">
+  <w:style w:type="paragraph" w:styleId="2">
     <w:name w:val="heading 2"/>
-    <w:basedOn w:val="Normal"/>
-    <w:next w:val="Normal"/>
     <w:uiPriority w:val="9"/>
     <w:unhideWhenUsed/>
     <w:qFormat/>
@@ -2895,12 +3604,9 @@
       <w:szCs w:val="36"/>
     </w:rPr>
   </w:style>
-  <w:style w:type="paragraph" w:styleId="Heading3">
+  <w:style w:type="paragraph" w:styleId="3">
     <w:name w:val="heading 3"/>
-    <w:basedOn w:val="Normal"/>
-    <w:next w:val="Normal"/>
     <w:uiPriority w:val="9"/>
-    <w:semiHidden/>
     <w:unhideWhenUsed/>
     <w:qFormat/>
     <w:pPr>
@@ -2915,10 +3621,8 @@
       <w:szCs w:val="28"/>
     </w:rPr>
   </w:style>
-  <w:style w:type="paragraph" w:styleId="Heading4">
+  <w:style w:type="paragraph" w:styleId="4">
     <w:name w:val="heading 4"/>
-    <w:basedOn w:val="Normal"/>
-    <w:next w:val="Normal"/>
     <w:uiPriority w:val="9"/>
     <w:semiHidden/>
     <w:unhideWhenUsed/>
@@ -2935,10 +3639,8 @@
       <w:szCs w:val="24"/>
     </w:rPr>
   </w:style>
-  <w:style w:type="paragraph" w:styleId="Heading5">
+  <w:style w:type="paragraph" w:styleId="5">
     <w:name w:val="heading 5"/>
-    <w:basedOn w:val="Normal"/>
-    <w:next w:val="Normal"/>
     <w:uiPriority w:val="9"/>
     <w:semiHidden/>
     <w:unhideWhenUsed/>
@@ -2953,10 +3655,8 @@
       <w:b/>
     </w:rPr>
   </w:style>
-  <w:style w:type="paragraph" w:styleId="Heading6">
+  <w:style w:type="paragraph" w:styleId="6">
     <w:name w:val="heading 6"/>
-    <w:basedOn w:val="Normal"/>
-    <w:next w:val="Normal"/>
     <w:uiPriority w:val="9"/>
     <w:semiHidden/>
     <w:unhideWhenUsed/>
@@ -2971,6 +3671,40 @@
       <w:b/>
       <w:sz w:val="20"/>
       <w:szCs w:val="20"/>
+    </w:rPr>
+  </w:style>
+  <w:style w:type="character" w:default="1" w:styleId="a0">
+    <w:name w:val="Default Paragraph Font"/>
+    <w:uiPriority w:val="1"/>
+    <w:semiHidden/>
+    <w:unhideWhenUsed/>
+  </w:style>
+  <w:style w:type="table" w:default="1" w:styleId="a1">
+    <w:name w:val="Normal Table"/>
+    <w:uiPriority w:val="99"/>
+    <w:semiHidden/>
+    <w:unhideWhenUsed/>
+    <w:tblPr>
+      <w:tblInd w:w="0" w:type="dxa"/>
+      <w:tblCellMar>
+        <w:top w:w="0" w:type="dxa"/>
+        <w:left w:w="108" w:type="dxa"/>
+        <w:bottom w:w="0" w:type="dxa"/>
+        <w:right w:w="108" w:type="dxa"/>
+      </w:tblCellMar>
+    </w:tblPr>
+  </w:style>
+  <w:style w:type="numbering" w:default="1" w:styleId="a2">
+    <w:name w:val="No List"/>
+    <w:uiPriority w:val="99"/>
+    <w:semiHidden/>
+    <w:unhideWhenUsed/>
+  </w:style>
+  <w:style w:type="character" w:styleId="a3">
+    <w:name w:val="Hyperlink"/>
+    <w:rPr>
+      <w:color w:val="0000FF"/>
+      <w:u w:val="single"/>
     </w:rPr>
   </w:style>
 </w:styles>
@@ -3020,12 +3754,12 @@
     <a:fontScheme name="Office">
       <a:majorFont>
         <a:latin typeface="Times New Roman"/>
-        <a:ea typeface="Times New Roman"/>
+        <a:ea typeface="細明體"/>
         <a:cs typeface=""/>
       </a:majorFont>
       <a:minorFont>
         <a:latin typeface="Times New Roman"/>
-        <a:ea typeface="Times New Roman"/>
+        <a:ea typeface="新細明體"/>
         <a:cs typeface=""/>
       </a:minorFont>
     </a:fontScheme>
@@ -3167,5 +3901,7 @@
       </a:bgFillStyleLst>
     </a:fmtScheme>
   </a:themeElements>
+  <a:objectDefaults/>
+  <a:extraClrSchemeLst/>
 </a:theme>
 </file>